--- a/docs/MQTT服务器配置步骤.docx
+++ b/docs/MQTT服务器配置步骤.docx
@@ -1808,7 +1808,512 @@
           <w:shd w:val="clear" w:fill="FFFFFF"/>
           <w:lang w:val="en-US" w:eastAsia="zh-CN"/>
         </w:rPr>
-        <w:t># 关闭所有默认监听器，防止端口冲突</w:t>
+        <w:t>cluster {</w:t>
+      </w:r>
+    </w:p>
+    <w:p>
+      <w:pPr>
+        <w:keepNext w:val="0"/>
+        <w:keepLines w:val="0"/>
+        <w:pageBreakBefore w:val="0"/>
+        <w:kinsoku/>
+        <w:wordWrap/>
+        <w:overflowPunct/>
+        <w:topLinePunct w:val="0"/>
+        <w:autoSpaceDE/>
+        <w:autoSpaceDN/>
+        <w:bidi w:val="0"/>
+        <w:adjustRightInd/>
+        <w:snapToGrid/>
+        <w:spacing w:beforeAutospacing="0" w:afterAutospacing="0" w:line="0" w:lineRule="atLeast"/>
+        <w:textAlignment w:val="auto"/>
+        <w:rPr>
+          <w:rFonts w:hint="default" w:ascii="Arial" w:hAnsi="Arial" w:eastAsia="楷体" w:cs="Arial"/>
+          <w:b w:val="0"/>
+          <w:bCs w:val="0"/>
+          <w:i w:val="0"/>
+          <w:iCs w:val="0"/>
+          <w:caps w:val="0"/>
+          <w:color w:val="FF0000"/>
+          <w:spacing w:val="0"/>
+          <w:sz w:val="18"/>
+          <w:szCs w:val="18"/>
+          <w:shd w:val="clear" w:fill="FFFFFF"/>
+          <w:lang w:val="en-US" w:eastAsia="zh-CN"/>
+        </w:rPr>
+      </w:pPr>
+      <w:r>
+        <w:rPr>
+          <w:rFonts w:hint="default" w:ascii="Arial" w:hAnsi="Arial" w:eastAsia="楷体" w:cs="Arial"/>
+          <w:b w:val="0"/>
+          <w:bCs w:val="0"/>
+          <w:i w:val="0"/>
+          <w:iCs w:val="0"/>
+          <w:caps w:val="0"/>
+          <w:color w:val="FF0000"/>
+          <w:spacing w:val="0"/>
+          <w:sz w:val="18"/>
+          <w:szCs w:val="18"/>
+          <w:shd w:val="clear" w:fill="FFFFFF"/>
+          <w:lang w:val="en-US" w:eastAsia="zh-CN"/>
+        </w:rPr>
+        <w:t xml:space="preserve">  name = emqxcl</w:t>
+      </w:r>
+    </w:p>
+    <w:p>
+      <w:pPr>
+        <w:keepNext w:val="0"/>
+        <w:keepLines w:val="0"/>
+        <w:pageBreakBefore w:val="0"/>
+        <w:kinsoku/>
+        <w:wordWrap/>
+        <w:overflowPunct/>
+        <w:topLinePunct w:val="0"/>
+        <w:autoSpaceDE/>
+        <w:autoSpaceDN/>
+        <w:bidi w:val="0"/>
+        <w:adjustRightInd/>
+        <w:snapToGrid/>
+        <w:spacing w:beforeAutospacing="0" w:afterAutospacing="0" w:line="0" w:lineRule="atLeast"/>
+        <w:textAlignment w:val="auto"/>
+        <w:rPr>
+          <w:rFonts w:hint="default" w:ascii="Arial" w:hAnsi="Arial" w:eastAsia="楷体" w:cs="Arial"/>
+          <w:b w:val="0"/>
+          <w:bCs w:val="0"/>
+          <w:i w:val="0"/>
+          <w:iCs w:val="0"/>
+          <w:caps w:val="0"/>
+          <w:color w:val="FF0000"/>
+          <w:spacing w:val="0"/>
+          <w:sz w:val="18"/>
+          <w:szCs w:val="18"/>
+          <w:shd w:val="clear" w:fill="FFFFFF"/>
+          <w:lang w:val="en-US" w:eastAsia="zh-CN"/>
+        </w:rPr>
+      </w:pPr>
+      <w:r>
+        <w:rPr>
+          <w:rFonts w:hint="default" w:ascii="Arial" w:hAnsi="Arial" w:eastAsia="楷体" w:cs="Arial"/>
+          <w:b w:val="0"/>
+          <w:bCs w:val="0"/>
+          <w:i w:val="0"/>
+          <w:iCs w:val="0"/>
+          <w:caps w:val="0"/>
+          <w:color w:val="FF0000"/>
+          <w:spacing w:val="0"/>
+          <w:sz w:val="18"/>
+          <w:szCs w:val="18"/>
+          <w:shd w:val="clear" w:fill="FFFFFF"/>
+          <w:lang w:val="en-US" w:eastAsia="zh-CN"/>
+        </w:rPr>
+        <w:t xml:space="preserve">  discovery_strategy = manual</w:t>
+      </w:r>
+    </w:p>
+    <w:p>
+      <w:pPr>
+        <w:keepNext w:val="0"/>
+        <w:keepLines w:val="0"/>
+        <w:pageBreakBefore w:val="0"/>
+        <w:kinsoku/>
+        <w:wordWrap/>
+        <w:overflowPunct/>
+        <w:topLinePunct w:val="0"/>
+        <w:autoSpaceDE/>
+        <w:autoSpaceDN/>
+        <w:bidi w:val="0"/>
+        <w:adjustRightInd/>
+        <w:snapToGrid/>
+        <w:spacing w:beforeAutospacing="0" w:afterAutospacing="0" w:line="0" w:lineRule="atLeast"/>
+        <w:textAlignment w:val="auto"/>
+        <w:rPr>
+          <w:rFonts w:hint="default" w:ascii="Arial" w:hAnsi="Arial" w:eastAsia="楷体" w:cs="Arial"/>
+          <w:b w:val="0"/>
+          <w:bCs w:val="0"/>
+          <w:i w:val="0"/>
+          <w:iCs w:val="0"/>
+          <w:caps w:val="0"/>
+          <w:color w:val="FF0000"/>
+          <w:spacing w:val="0"/>
+          <w:sz w:val="18"/>
+          <w:szCs w:val="18"/>
+          <w:shd w:val="clear" w:fill="FFFFFF"/>
+          <w:lang w:val="en-US" w:eastAsia="zh-CN"/>
+        </w:rPr>
+      </w:pPr>
+      <w:r>
+        <w:rPr>
+          <w:rFonts w:hint="default" w:ascii="Arial" w:hAnsi="Arial" w:eastAsia="楷体" w:cs="Arial"/>
+          <w:b w:val="0"/>
+          <w:bCs w:val="0"/>
+          <w:i w:val="0"/>
+          <w:iCs w:val="0"/>
+          <w:caps w:val="0"/>
+          <w:color w:val="FF0000"/>
+          <w:spacing w:val="0"/>
+          <w:sz w:val="18"/>
+          <w:szCs w:val="18"/>
+          <w:shd w:val="clear" w:fill="FFFFFF"/>
+          <w:lang w:val="en-US" w:eastAsia="zh-CN"/>
+        </w:rPr>
+        <w:t>}</w:t>
+      </w:r>
+    </w:p>
+    <w:p>
+      <w:pPr>
+        <w:keepNext w:val="0"/>
+        <w:keepLines w:val="0"/>
+        <w:pageBreakBefore w:val="0"/>
+        <w:kinsoku/>
+        <w:wordWrap/>
+        <w:overflowPunct/>
+        <w:topLinePunct w:val="0"/>
+        <w:autoSpaceDE/>
+        <w:autoSpaceDN/>
+        <w:bidi w:val="0"/>
+        <w:adjustRightInd/>
+        <w:snapToGrid/>
+        <w:spacing w:beforeAutospacing="0" w:afterAutospacing="0" w:line="0" w:lineRule="atLeast"/>
+        <w:textAlignment w:val="auto"/>
+        <w:rPr>
+          <w:rFonts w:hint="default" w:ascii="Arial" w:hAnsi="Arial" w:eastAsia="楷体" w:cs="Arial"/>
+          <w:b w:val="0"/>
+          <w:bCs w:val="0"/>
+          <w:i w:val="0"/>
+          <w:iCs w:val="0"/>
+          <w:caps w:val="0"/>
+          <w:color w:val="FF0000"/>
+          <w:spacing w:val="0"/>
+          <w:sz w:val="18"/>
+          <w:szCs w:val="18"/>
+          <w:shd w:val="clear" w:fill="FFFFFF"/>
+          <w:lang w:val="en-US" w:eastAsia="zh-CN"/>
+        </w:rPr>
+      </w:pPr>
+    </w:p>
+    <w:p>
+      <w:pPr>
+        <w:keepNext w:val="0"/>
+        <w:keepLines w:val="0"/>
+        <w:pageBreakBefore w:val="0"/>
+        <w:kinsoku/>
+        <w:wordWrap/>
+        <w:overflowPunct/>
+        <w:topLinePunct w:val="0"/>
+        <w:autoSpaceDE/>
+        <w:autoSpaceDN/>
+        <w:bidi w:val="0"/>
+        <w:adjustRightInd/>
+        <w:snapToGrid/>
+        <w:spacing w:beforeAutospacing="0" w:afterAutospacing="0" w:line="0" w:lineRule="atLeast"/>
+        <w:textAlignment w:val="auto"/>
+        <w:rPr>
+          <w:rFonts w:hint="default" w:ascii="Arial" w:hAnsi="Arial" w:eastAsia="楷体" w:cs="Arial"/>
+          <w:b w:val="0"/>
+          <w:bCs w:val="0"/>
+          <w:i w:val="0"/>
+          <w:iCs w:val="0"/>
+          <w:caps w:val="0"/>
+          <w:color w:val="FF0000"/>
+          <w:spacing w:val="0"/>
+          <w:sz w:val="18"/>
+          <w:szCs w:val="18"/>
+          <w:shd w:val="clear" w:fill="FFFFFF"/>
+          <w:lang w:val="en-US" w:eastAsia="zh-CN"/>
+        </w:rPr>
+      </w:pPr>
+      <w:r>
+        <w:rPr>
+          <w:rFonts w:hint="default" w:ascii="Arial" w:hAnsi="Arial" w:eastAsia="楷体" w:cs="Arial"/>
+          <w:b w:val="0"/>
+          <w:bCs w:val="0"/>
+          <w:i w:val="0"/>
+          <w:iCs w:val="0"/>
+          <w:caps w:val="0"/>
+          <w:color w:val="FF0000"/>
+          <w:spacing w:val="0"/>
+          <w:sz w:val="18"/>
+          <w:szCs w:val="18"/>
+          <w:shd w:val="clear" w:fill="FFFFFF"/>
+          <w:lang w:val="en-US" w:eastAsia="zh-CN"/>
+        </w:rPr>
+        <w:t>dashboard {</w:t>
+      </w:r>
+    </w:p>
+    <w:p>
+      <w:pPr>
+        <w:keepNext w:val="0"/>
+        <w:keepLines w:val="0"/>
+        <w:pageBreakBefore w:val="0"/>
+        <w:kinsoku/>
+        <w:wordWrap/>
+        <w:overflowPunct/>
+        <w:topLinePunct w:val="0"/>
+        <w:autoSpaceDE/>
+        <w:autoSpaceDN/>
+        <w:bidi w:val="0"/>
+        <w:adjustRightInd/>
+        <w:snapToGrid/>
+        <w:spacing w:beforeAutospacing="0" w:afterAutospacing="0" w:line="0" w:lineRule="atLeast"/>
+        <w:textAlignment w:val="auto"/>
+        <w:rPr>
+          <w:rFonts w:hint="default" w:ascii="Arial" w:hAnsi="Arial" w:eastAsia="楷体" w:cs="Arial"/>
+          <w:b w:val="0"/>
+          <w:bCs w:val="0"/>
+          <w:i w:val="0"/>
+          <w:iCs w:val="0"/>
+          <w:caps w:val="0"/>
+          <w:color w:val="FF0000"/>
+          <w:spacing w:val="0"/>
+          <w:sz w:val="18"/>
+          <w:szCs w:val="18"/>
+          <w:shd w:val="clear" w:fill="FFFFFF"/>
+          <w:lang w:val="en-US" w:eastAsia="zh-CN"/>
+        </w:rPr>
+      </w:pPr>
+      <w:r>
+        <w:rPr>
+          <w:rFonts w:hint="default" w:ascii="Arial" w:hAnsi="Arial" w:eastAsia="楷体" w:cs="Arial"/>
+          <w:b w:val="0"/>
+          <w:bCs w:val="0"/>
+          <w:i w:val="0"/>
+          <w:iCs w:val="0"/>
+          <w:caps w:val="0"/>
+          <w:color w:val="FF0000"/>
+          <w:spacing w:val="0"/>
+          <w:sz w:val="18"/>
+          <w:szCs w:val="18"/>
+          <w:shd w:val="clear" w:fill="FFFFFF"/>
+          <w:lang w:val="en-US" w:eastAsia="zh-CN"/>
+        </w:rPr>
+        <w:t xml:space="preserve">  listeners.http {</w:t>
+      </w:r>
+    </w:p>
+    <w:p>
+      <w:pPr>
+        <w:keepNext w:val="0"/>
+        <w:keepLines w:val="0"/>
+        <w:pageBreakBefore w:val="0"/>
+        <w:kinsoku/>
+        <w:wordWrap/>
+        <w:overflowPunct/>
+        <w:topLinePunct w:val="0"/>
+        <w:autoSpaceDE/>
+        <w:autoSpaceDN/>
+        <w:bidi w:val="0"/>
+        <w:adjustRightInd/>
+        <w:snapToGrid/>
+        <w:spacing w:beforeAutospacing="0" w:afterAutospacing="0" w:line="0" w:lineRule="atLeast"/>
+        <w:textAlignment w:val="auto"/>
+        <w:rPr>
+          <w:rFonts w:hint="default" w:ascii="Arial" w:hAnsi="Arial" w:eastAsia="楷体" w:cs="Arial"/>
+          <w:b w:val="0"/>
+          <w:bCs w:val="0"/>
+          <w:i w:val="0"/>
+          <w:iCs w:val="0"/>
+          <w:caps w:val="0"/>
+          <w:color w:val="FF0000"/>
+          <w:spacing w:val="0"/>
+          <w:sz w:val="18"/>
+          <w:szCs w:val="18"/>
+          <w:shd w:val="clear" w:fill="FFFFFF"/>
+          <w:lang w:val="en-US" w:eastAsia="zh-CN"/>
+        </w:rPr>
+      </w:pPr>
+      <w:r>
+        <w:rPr>
+          <w:rFonts w:hint="default" w:ascii="Arial" w:hAnsi="Arial" w:eastAsia="楷体" w:cs="Arial"/>
+          <w:b w:val="0"/>
+          <w:bCs w:val="0"/>
+          <w:i w:val="0"/>
+          <w:iCs w:val="0"/>
+          <w:caps w:val="0"/>
+          <w:color w:val="FF0000"/>
+          <w:spacing w:val="0"/>
+          <w:sz w:val="18"/>
+          <w:szCs w:val="18"/>
+          <w:shd w:val="clear" w:fill="FFFFFF"/>
+          <w:lang w:val="en-US" w:eastAsia="zh-CN"/>
+        </w:rPr>
+        <w:t xml:space="preserve">    bind = 18083</w:t>
+      </w:r>
+    </w:p>
+    <w:p>
+      <w:pPr>
+        <w:keepNext w:val="0"/>
+        <w:keepLines w:val="0"/>
+        <w:pageBreakBefore w:val="0"/>
+        <w:kinsoku/>
+        <w:wordWrap/>
+        <w:overflowPunct/>
+        <w:topLinePunct w:val="0"/>
+        <w:autoSpaceDE/>
+        <w:autoSpaceDN/>
+        <w:bidi w:val="0"/>
+        <w:adjustRightInd/>
+        <w:snapToGrid/>
+        <w:spacing w:beforeAutospacing="0" w:afterAutospacing="0" w:line="0" w:lineRule="atLeast"/>
+        <w:textAlignment w:val="auto"/>
+        <w:rPr>
+          <w:rFonts w:hint="default" w:ascii="Arial" w:hAnsi="Arial" w:eastAsia="楷体" w:cs="Arial"/>
+          <w:b w:val="0"/>
+          <w:bCs w:val="0"/>
+          <w:i w:val="0"/>
+          <w:iCs w:val="0"/>
+          <w:caps w:val="0"/>
+          <w:color w:val="FF0000"/>
+          <w:spacing w:val="0"/>
+          <w:sz w:val="18"/>
+          <w:szCs w:val="18"/>
+          <w:shd w:val="clear" w:fill="FFFFFF"/>
+          <w:lang w:val="en-US" w:eastAsia="zh-CN"/>
+        </w:rPr>
+      </w:pPr>
+      <w:r>
+        <w:rPr>
+          <w:rFonts w:hint="default" w:ascii="Arial" w:hAnsi="Arial" w:eastAsia="楷体" w:cs="Arial"/>
+          <w:b w:val="0"/>
+          <w:bCs w:val="0"/>
+          <w:i w:val="0"/>
+          <w:iCs w:val="0"/>
+          <w:caps w:val="0"/>
+          <w:color w:val="FF0000"/>
+          <w:spacing w:val="0"/>
+          <w:sz w:val="18"/>
+          <w:szCs w:val="18"/>
+          <w:shd w:val="clear" w:fill="FFFFFF"/>
+          <w:lang w:val="en-US" w:eastAsia="zh-CN"/>
+        </w:rPr>
+        <w:t xml:space="preserve">  }</w:t>
+      </w:r>
+    </w:p>
+    <w:p>
+      <w:pPr>
+        <w:keepNext w:val="0"/>
+        <w:keepLines w:val="0"/>
+        <w:pageBreakBefore w:val="0"/>
+        <w:kinsoku/>
+        <w:wordWrap/>
+        <w:overflowPunct/>
+        <w:topLinePunct w:val="0"/>
+        <w:autoSpaceDE/>
+        <w:autoSpaceDN/>
+        <w:bidi w:val="0"/>
+        <w:adjustRightInd/>
+        <w:snapToGrid/>
+        <w:spacing w:beforeAutospacing="0" w:afterAutospacing="0" w:line="0" w:lineRule="atLeast"/>
+        <w:textAlignment w:val="auto"/>
+        <w:rPr>
+          <w:rFonts w:hint="default" w:ascii="Arial" w:hAnsi="Arial" w:eastAsia="楷体" w:cs="Arial"/>
+          <w:b w:val="0"/>
+          <w:bCs w:val="0"/>
+          <w:i w:val="0"/>
+          <w:iCs w:val="0"/>
+          <w:caps w:val="0"/>
+          <w:color w:val="FF0000"/>
+          <w:spacing w:val="0"/>
+          <w:sz w:val="18"/>
+          <w:szCs w:val="18"/>
+          <w:shd w:val="clear" w:fill="FFFFFF"/>
+          <w:lang w:val="en-US" w:eastAsia="zh-CN"/>
+        </w:rPr>
+      </w:pPr>
+      <w:r>
+        <w:rPr>
+          <w:rFonts w:hint="default" w:ascii="Arial" w:hAnsi="Arial" w:eastAsia="楷体" w:cs="Arial"/>
+          <w:b w:val="0"/>
+          <w:bCs w:val="0"/>
+          <w:i w:val="0"/>
+          <w:iCs w:val="0"/>
+          <w:caps w:val="0"/>
+          <w:color w:val="FF0000"/>
+          <w:spacing w:val="0"/>
+          <w:sz w:val="18"/>
+          <w:szCs w:val="18"/>
+          <w:shd w:val="clear" w:fill="FFFFFF"/>
+          <w:lang w:val="en-US" w:eastAsia="zh-CN"/>
+        </w:rPr>
+        <w:t>}</w:t>
+      </w:r>
+    </w:p>
+    <w:p>
+      <w:pPr>
+        <w:keepNext w:val="0"/>
+        <w:keepLines w:val="0"/>
+        <w:pageBreakBefore w:val="0"/>
+        <w:kinsoku/>
+        <w:wordWrap/>
+        <w:overflowPunct/>
+        <w:topLinePunct w:val="0"/>
+        <w:autoSpaceDE/>
+        <w:autoSpaceDN/>
+        <w:bidi w:val="0"/>
+        <w:adjustRightInd/>
+        <w:snapToGrid/>
+        <w:spacing w:beforeAutospacing="0" w:afterAutospacing="0" w:line="0" w:lineRule="atLeast"/>
+        <w:textAlignment w:val="auto"/>
+        <w:rPr>
+          <w:rFonts w:hint="default" w:ascii="Arial" w:hAnsi="Arial" w:eastAsia="楷体" w:cs="Arial"/>
+          <w:b w:val="0"/>
+          <w:bCs w:val="0"/>
+          <w:i w:val="0"/>
+          <w:iCs w:val="0"/>
+          <w:caps w:val="0"/>
+          <w:color w:val="FF0000"/>
+          <w:spacing w:val="0"/>
+          <w:sz w:val="18"/>
+          <w:szCs w:val="18"/>
+          <w:shd w:val="clear" w:fill="FFFFFF"/>
+          <w:lang w:val="en-US" w:eastAsia="zh-CN"/>
+        </w:rPr>
+      </w:pPr>
+    </w:p>
+    <w:p>
+      <w:pPr>
+        <w:keepNext w:val="0"/>
+        <w:keepLines w:val="0"/>
+        <w:pageBreakBefore w:val="0"/>
+        <w:kinsoku/>
+        <w:wordWrap/>
+        <w:overflowPunct/>
+        <w:topLinePunct w:val="0"/>
+        <w:autoSpaceDE/>
+        <w:autoSpaceDN/>
+        <w:bidi w:val="0"/>
+        <w:adjustRightInd/>
+        <w:snapToGrid/>
+        <w:spacing w:beforeAutospacing="0" w:afterAutospacing="0" w:line="0" w:lineRule="atLeast"/>
+        <w:textAlignment w:val="auto"/>
+        <w:rPr>
+          <w:rFonts w:hint="default" w:ascii="Arial" w:hAnsi="Arial" w:eastAsia="楷体" w:cs="Arial"/>
+          <w:b w:val="0"/>
+          <w:bCs w:val="0"/>
+          <w:i w:val="0"/>
+          <w:iCs w:val="0"/>
+          <w:caps w:val="0"/>
+          <w:color w:val="FF0000"/>
+          <w:spacing w:val="0"/>
+          <w:sz w:val="18"/>
+          <w:szCs w:val="18"/>
+          <w:shd w:val="clear" w:fill="FFFFFF"/>
+          <w:lang w:val="en-US" w:eastAsia="zh-CN"/>
+        </w:rPr>
+      </w:pPr>
+      <w:r>
+        <w:rPr>
+          <w:rFonts w:hint="default" w:ascii="Arial" w:hAnsi="Arial" w:eastAsia="楷体" w:cs="Arial"/>
+          <w:b w:val="0"/>
+          <w:bCs w:val="0"/>
+          <w:i w:val="0"/>
+          <w:iCs w:val="0"/>
+          <w:caps w:val="0"/>
+          <w:color w:val="FF0000"/>
+          <w:spacing w:val="0"/>
+          <w:sz w:val="18"/>
+          <w:szCs w:val="18"/>
+          <w:shd w:val="clear" w:fill="FFFFFF"/>
+          <w:lang w:val="en-US" w:eastAsia="zh-CN"/>
+        </w:rPr>
+        <w:t># 关闭默认端口</w:t>
       </w:r>
     </w:p>
     <w:p>
@@ -2085,7 +2590,7 @@
           <w:shd w:val="clear" w:fill="FFFFFF"/>
           <w:lang w:val="en-US" w:eastAsia="zh-CN"/>
         </w:rPr>
-        <w:t># 自动提取客户端证书的 CN 作为 ClientID</w:t>
+        <w:t># 提取证书的 CN 作为用户名（非常关键，保证数据库能查对）</w:t>
       </w:r>
     </w:p>
     <w:p>
@@ -2183,7 +2688,7 @@
           <w:shd w:val="clear" w:fill="FFFFFF"/>
           <w:lang w:val="en-US" w:eastAsia="zh-CN"/>
         </w:rPr>
-        <w:t xml:space="preserve">  peer_cert_as_clientid = cn</w:t>
+        <w:t xml:space="preserve">  peer_cert_as_username = cn</w:t>
       </w:r>
     </w:p>
     <w:p>
@@ -2313,7 +2818,7 @@
           <w:shd w:val="clear" w:fill="FFFFFF"/>
           <w:lang w:val="en-US" w:eastAsia="zh-CN"/>
         </w:rPr>
-        <w:t># 1. 注册端口 8884</w:t>
+        <w:t># ========== 1. 注册端口 8884（纯 mTLS，不查库） ==========</w:t>
       </w:r>
     </w:p>
     <w:p>
@@ -2509,203 +3014,203 @@
           <w:shd w:val="clear" w:fill="FFFFFF"/>
           <w:lang w:val="en-US" w:eastAsia="zh-CN"/>
         </w:rPr>
-        <w:t xml:space="preserve">    certfile   = "D:/software/emqx-5.3.0-windows-amd64/etc/certs/server.crt"</w:t>
-      </w:r>
-    </w:p>
-    <w:p>
-      <w:pPr>
-        <w:keepNext w:val="0"/>
-        <w:keepLines w:val="0"/>
-        <w:pageBreakBefore w:val="0"/>
-        <w:kinsoku/>
-        <w:wordWrap/>
-        <w:overflowPunct/>
-        <w:topLinePunct w:val="0"/>
-        <w:autoSpaceDE/>
-        <w:autoSpaceDN/>
-        <w:bidi w:val="0"/>
-        <w:adjustRightInd/>
-        <w:snapToGrid/>
-        <w:spacing w:beforeAutospacing="0" w:afterAutospacing="0" w:line="0" w:lineRule="atLeast"/>
-        <w:textAlignment w:val="auto"/>
-        <w:rPr>
-          <w:rFonts w:hint="default" w:ascii="Arial" w:hAnsi="Arial" w:eastAsia="楷体" w:cs="Arial"/>
-          <w:b w:val="0"/>
-          <w:bCs w:val="0"/>
-          <w:i w:val="0"/>
-          <w:iCs w:val="0"/>
-          <w:caps w:val="0"/>
-          <w:color w:val="FF0000"/>
-          <w:spacing w:val="0"/>
-          <w:sz w:val="18"/>
-          <w:szCs w:val="18"/>
-          <w:shd w:val="clear" w:fill="FFFFFF"/>
-          <w:lang w:val="en-US" w:eastAsia="zh-CN"/>
-        </w:rPr>
-      </w:pPr>
-      <w:r>
-        <w:rPr>
-          <w:rFonts w:hint="default" w:ascii="Arial" w:hAnsi="Arial" w:eastAsia="楷体" w:cs="Arial"/>
-          <w:b w:val="0"/>
-          <w:bCs w:val="0"/>
-          <w:i w:val="0"/>
-          <w:iCs w:val="0"/>
-          <w:caps w:val="0"/>
-          <w:color w:val="FF0000"/>
-          <w:spacing w:val="0"/>
-          <w:sz w:val="18"/>
-          <w:szCs w:val="18"/>
-          <w:shd w:val="clear" w:fill="FFFFFF"/>
-          <w:lang w:val="en-US" w:eastAsia="zh-CN"/>
-        </w:rPr>
-        <w:t xml:space="preserve">    keyfile    = "D:/software/emqx-5.3.0-windows-amd64/etc/certs/server.key"</w:t>
-      </w:r>
-    </w:p>
-    <w:p>
-      <w:pPr>
-        <w:keepNext w:val="0"/>
-        <w:keepLines w:val="0"/>
-        <w:pageBreakBefore w:val="0"/>
-        <w:kinsoku/>
-        <w:wordWrap/>
-        <w:overflowPunct/>
-        <w:topLinePunct w:val="0"/>
-        <w:autoSpaceDE/>
-        <w:autoSpaceDN/>
-        <w:bidi w:val="0"/>
-        <w:adjustRightInd/>
-        <w:snapToGrid/>
-        <w:spacing w:beforeAutospacing="0" w:afterAutospacing="0" w:line="0" w:lineRule="atLeast"/>
-        <w:textAlignment w:val="auto"/>
-        <w:rPr>
-          <w:rFonts w:hint="default" w:ascii="Arial" w:hAnsi="Arial" w:eastAsia="楷体" w:cs="Arial"/>
-          <w:b w:val="0"/>
-          <w:bCs w:val="0"/>
-          <w:i w:val="0"/>
-          <w:iCs w:val="0"/>
-          <w:caps w:val="0"/>
-          <w:color w:val="FF0000"/>
-          <w:spacing w:val="0"/>
-          <w:sz w:val="18"/>
-          <w:szCs w:val="18"/>
-          <w:shd w:val="clear" w:fill="FFFFFF"/>
-          <w:lang w:val="en-US" w:eastAsia="zh-CN"/>
-        </w:rPr>
-      </w:pPr>
-      <w:r>
-        <w:rPr>
-          <w:rFonts w:hint="default" w:ascii="Arial" w:hAnsi="Arial" w:eastAsia="楷体" w:cs="Arial"/>
-          <w:b w:val="0"/>
-          <w:bCs w:val="0"/>
-          <w:i w:val="0"/>
-          <w:iCs w:val="0"/>
-          <w:caps w:val="0"/>
-          <w:color w:val="FF0000"/>
-          <w:spacing w:val="0"/>
-          <w:sz w:val="18"/>
-          <w:szCs w:val="18"/>
-          <w:shd w:val="clear" w:fill="FFFFFF"/>
-          <w:lang w:val="en-US" w:eastAsia="zh-CN"/>
-        </w:rPr>
-        <w:t xml:space="preserve">    cacertfile = "D:/software/emqx-5.3.0-windows-amd64/etc/certs/iot-ca.crt"</w:t>
-      </w:r>
-    </w:p>
-    <w:p>
-      <w:pPr>
-        <w:keepNext w:val="0"/>
-        <w:keepLines w:val="0"/>
-        <w:pageBreakBefore w:val="0"/>
-        <w:kinsoku/>
-        <w:wordWrap/>
-        <w:overflowPunct/>
-        <w:topLinePunct w:val="0"/>
-        <w:autoSpaceDE/>
-        <w:autoSpaceDN/>
-        <w:bidi w:val="0"/>
-        <w:adjustRightInd/>
-        <w:snapToGrid/>
-        <w:spacing w:beforeAutospacing="0" w:afterAutospacing="0" w:line="0" w:lineRule="atLeast"/>
-        <w:textAlignment w:val="auto"/>
-        <w:rPr>
-          <w:rFonts w:hint="default" w:ascii="Arial" w:hAnsi="Arial" w:eastAsia="楷体" w:cs="Arial"/>
-          <w:b w:val="0"/>
-          <w:bCs w:val="0"/>
-          <w:i w:val="0"/>
-          <w:iCs w:val="0"/>
-          <w:caps w:val="0"/>
-          <w:color w:val="FF0000"/>
-          <w:spacing w:val="0"/>
-          <w:sz w:val="18"/>
-          <w:szCs w:val="18"/>
-          <w:shd w:val="clear" w:fill="FFFFFF"/>
-          <w:lang w:val="en-US" w:eastAsia="zh-CN"/>
-        </w:rPr>
-      </w:pPr>
-      <w:r>
-        <w:rPr>
-          <w:rFonts w:hint="default" w:ascii="Arial" w:hAnsi="Arial" w:eastAsia="楷体" w:cs="Arial"/>
-          <w:b w:val="0"/>
-          <w:bCs w:val="0"/>
-          <w:i w:val="0"/>
-          <w:iCs w:val="0"/>
-          <w:caps w:val="0"/>
-          <w:color w:val="FF0000"/>
-          <w:spacing w:val="0"/>
-          <w:sz w:val="18"/>
-          <w:szCs w:val="18"/>
-          <w:shd w:val="clear" w:fill="FFFFFF"/>
-          <w:lang w:val="en-US" w:eastAsia="zh-CN"/>
-        </w:rPr>
-        <w:t xml:space="preserve">    verify = verify_peer             # 强制要求客户端提供证书</w:t>
-      </w:r>
-    </w:p>
-    <w:p>
-      <w:pPr>
-        <w:keepNext w:val="0"/>
-        <w:keepLines w:val="0"/>
-        <w:pageBreakBefore w:val="0"/>
-        <w:kinsoku/>
-        <w:wordWrap/>
-        <w:overflowPunct/>
-        <w:topLinePunct w:val="0"/>
-        <w:autoSpaceDE/>
-        <w:autoSpaceDN/>
-        <w:bidi w:val="0"/>
-        <w:adjustRightInd/>
-        <w:snapToGrid/>
-        <w:spacing w:beforeAutospacing="0" w:afterAutospacing="0" w:line="0" w:lineRule="atLeast"/>
-        <w:textAlignment w:val="auto"/>
-        <w:rPr>
-          <w:rFonts w:hint="default" w:ascii="Arial" w:hAnsi="Arial" w:eastAsia="楷体" w:cs="Arial"/>
-          <w:b w:val="0"/>
-          <w:bCs w:val="0"/>
-          <w:i w:val="0"/>
-          <w:iCs w:val="0"/>
-          <w:caps w:val="0"/>
-          <w:color w:val="FF0000"/>
-          <w:spacing w:val="0"/>
-          <w:sz w:val="18"/>
-          <w:szCs w:val="18"/>
-          <w:shd w:val="clear" w:fill="FFFFFF"/>
-          <w:lang w:val="en-US" w:eastAsia="zh-CN"/>
-        </w:rPr>
-      </w:pPr>
-      <w:r>
-        <w:rPr>
-          <w:rFonts w:hint="default" w:ascii="Arial" w:hAnsi="Arial" w:eastAsia="楷体" w:cs="Arial"/>
-          <w:b w:val="0"/>
-          <w:bCs w:val="0"/>
-          <w:i w:val="0"/>
-          <w:iCs w:val="0"/>
-          <w:caps w:val="0"/>
-          <w:color w:val="FF0000"/>
-          <w:spacing w:val="0"/>
-          <w:sz w:val="18"/>
-          <w:szCs w:val="18"/>
-          <w:shd w:val="clear" w:fill="FFFFFF"/>
-          <w:lang w:val="en-US" w:eastAsia="zh-CN"/>
-        </w:rPr>
-        <w:t xml:space="preserve">    fail_if_no_peer_cert = true      # 无证书直接断开 TCP</w:t>
+        <w:t xml:space="preserve">    certfile   = "D:/software/emqx/etc/certs/server.crt"</w:t>
+      </w:r>
+    </w:p>
+    <w:p>
+      <w:pPr>
+        <w:keepNext w:val="0"/>
+        <w:keepLines w:val="0"/>
+        <w:pageBreakBefore w:val="0"/>
+        <w:kinsoku/>
+        <w:wordWrap/>
+        <w:overflowPunct/>
+        <w:topLinePunct w:val="0"/>
+        <w:autoSpaceDE/>
+        <w:autoSpaceDN/>
+        <w:bidi w:val="0"/>
+        <w:adjustRightInd/>
+        <w:snapToGrid/>
+        <w:spacing w:beforeAutospacing="0" w:afterAutospacing="0" w:line="0" w:lineRule="atLeast"/>
+        <w:textAlignment w:val="auto"/>
+        <w:rPr>
+          <w:rFonts w:hint="default" w:ascii="Arial" w:hAnsi="Arial" w:eastAsia="楷体" w:cs="Arial"/>
+          <w:b w:val="0"/>
+          <w:bCs w:val="0"/>
+          <w:i w:val="0"/>
+          <w:iCs w:val="0"/>
+          <w:caps w:val="0"/>
+          <w:color w:val="FF0000"/>
+          <w:spacing w:val="0"/>
+          <w:sz w:val="18"/>
+          <w:szCs w:val="18"/>
+          <w:shd w:val="clear" w:fill="FFFFFF"/>
+          <w:lang w:val="en-US" w:eastAsia="zh-CN"/>
+        </w:rPr>
+      </w:pPr>
+      <w:r>
+        <w:rPr>
+          <w:rFonts w:hint="default" w:ascii="Arial" w:hAnsi="Arial" w:eastAsia="楷体" w:cs="Arial"/>
+          <w:b w:val="0"/>
+          <w:bCs w:val="0"/>
+          <w:i w:val="0"/>
+          <w:iCs w:val="0"/>
+          <w:caps w:val="0"/>
+          <w:color w:val="FF0000"/>
+          <w:spacing w:val="0"/>
+          <w:sz w:val="18"/>
+          <w:szCs w:val="18"/>
+          <w:shd w:val="clear" w:fill="FFFFFF"/>
+          <w:lang w:val="en-US" w:eastAsia="zh-CN"/>
+        </w:rPr>
+        <w:t xml:space="preserve">    keyfile    = "D:/software/emqx/etc/certs/server.key"</w:t>
+      </w:r>
+    </w:p>
+    <w:p>
+      <w:pPr>
+        <w:keepNext w:val="0"/>
+        <w:keepLines w:val="0"/>
+        <w:pageBreakBefore w:val="0"/>
+        <w:kinsoku/>
+        <w:wordWrap/>
+        <w:overflowPunct/>
+        <w:topLinePunct w:val="0"/>
+        <w:autoSpaceDE/>
+        <w:autoSpaceDN/>
+        <w:bidi w:val="0"/>
+        <w:adjustRightInd/>
+        <w:snapToGrid/>
+        <w:spacing w:beforeAutospacing="0" w:afterAutospacing="0" w:line="0" w:lineRule="atLeast"/>
+        <w:textAlignment w:val="auto"/>
+        <w:rPr>
+          <w:rFonts w:hint="default" w:ascii="Arial" w:hAnsi="Arial" w:eastAsia="楷体" w:cs="Arial"/>
+          <w:b w:val="0"/>
+          <w:bCs w:val="0"/>
+          <w:i w:val="0"/>
+          <w:iCs w:val="0"/>
+          <w:caps w:val="0"/>
+          <w:color w:val="FF0000"/>
+          <w:spacing w:val="0"/>
+          <w:sz w:val="18"/>
+          <w:szCs w:val="18"/>
+          <w:shd w:val="clear" w:fill="FFFFFF"/>
+          <w:lang w:val="en-US" w:eastAsia="zh-CN"/>
+        </w:rPr>
+      </w:pPr>
+      <w:r>
+        <w:rPr>
+          <w:rFonts w:hint="default" w:ascii="Arial" w:hAnsi="Arial" w:eastAsia="楷体" w:cs="Arial"/>
+          <w:b w:val="0"/>
+          <w:bCs w:val="0"/>
+          <w:i w:val="0"/>
+          <w:iCs w:val="0"/>
+          <w:caps w:val="0"/>
+          <w:color w:val="FF0000"/>
+          <w:spacing w:val="0"/>
+          <w:sz w:val="18"/>
+          <w:szCs w:val="18"/>
+          <w:shd w:val="clear" w:fill="FFFFFF"/>
+          <w:lang w:val="en-US" w:eastAsia="zh-CN"/>
+        </w:rPr>
+        <w:t xml:space="preserve">    cacertfile = "D:/software/emqx/etc/certs/iot-ca.crt"</w:t>
+      </w:r>
+    </w:p>
+    <w:p>
+      <w:pPr>
+        <w:keepNext w:val="0"/>
+        <w:keepLines w:val="0"/>
+        <w:pageBreakBefore w:val="0"/>
+        <w:kinsoku/>
+        <w:wordWrap/>
+        <w:overflowPunct/>
+        <w:topLinePunct w:val="0"/>
+        <w:autoSpaceDE/>
+        <w:autoSpaceDN/>
+        <w:bidi w:val="0"/>
+        <w:adjustRightInd/>
+        <w:snapToGrid/>
+        <w:spacing w:beforeAutospacing="0" w:afterAutospacing="0" w:line="0" w:lineRule="atLeast"/>
+        <w:textAlignment w:val="auto"/>
+        <w:rPr>
+          <w:rFonts w:hint="default" w:ascii="Arial" w:hAnsi="Arial" w:eastAsia="楷体" w:cs="Arial"/>
+          <w:b w:val="0"/>
+          <w:bCs w:val="0"/>
+          <w:i w:val="0"/>
+          <w:iCs w:val="0"/>
+          <w:caps w:val="0"/>
+          <w:color w:val="FF0000"/>
+          <w:spacing w:val="0"/>
+          <w:sz w:val="18"/>
+          <w:szCs w:val="18"/>
+          <w:shd w:val="clear" w:fill="FFFFFF"/>
+          <w:lang w:val="en-US" w:eastAsia="zh-CN"/>
+        </w:rPr>
+      </w:pPr>
+      <w:r>
+        <w:rPr>
+          <w:rFonts w:hint="default" w:ascii="Arial" w:hAnsi="Arial" w:eastAsia="楷体" w:cs="Arial"/>
+          <w:b w:val="0"/>
+          <w:bCs w:val="0"/>
+          <w:i w:val="0"/>
+          <w:iCs w:val="0"/>
+          <w:caps w:val="0"/>
+          <w:color w:val="FF0000"/>
+          <w:spacing w:val="0"/>
+          <w:sz w:val="18"/>
+          <w:szCs w:val="18"/>
+          <w:shd w:val="clear" w:fill="FFFFFF"/>
+          <w:lang w:val="en-US" w:eastAsia="zh-CN"/>
+        </w:rPr>
+        <w:t xml:space="preserve">    verify = verify_peer</w:t>
+      </w:r>
+    </w:p>
+    <w:p>
+      <w:pPr>
+        <w:keepNext w:val="0"/>
+        <w:keepLines w:val="0"/>
+        <w:pageBreakBefore w:val="0"/>
+        <w:kinsoku/>
+        <w:wordWrap/>
+        <w:overflowPunct/>
+        <w:topLinePunct w:val="0"/>
+        <w:autoSpaceDE/>
+        <w:autoSpaceDN/>
+        <w:bidi w:val="0"/>
+        <w:adjustRightInd/>
+        <w:snapToGrid/>
+        <w:spacing w:beforeAutospacing="0" w:afterAutospacing="0" w:line="0" w:lineRule="atLeast"/>
+        <w:textAlignment w:val="auto"/>
+        <w:rPr>
+          <w:rFonts w:hint="default" w:ascii="Arial" w:hAnsi="Arial" w:eastAsia="楷体" w:cs="Arial"/>
+          <w:b w:val="0"/>
+          <w:bCs w:val="0"/>
+          <w:i w:val="0"/>
+          <w:iCs w:val="0"/>
+          <w:caps w:val="0"/>
+          <w:color w:val="FF0000"/>
+          <w:spacing w:val="0"/>
+          <w:sz w:val="18"/>
+          <w:szCs w:val="18"/>
+          <w:shd w:val="clear" w:fill="FFFFFF"/>
+          <w:lang w:val="en-US" w:eastAsia="zh-CN"/>
+        </w:rPr>
+      </w:pPr>
+      <w:r>
+        <w:rPr>
+          <w:rFonts w:hint="default" w:ascii="Arial" w:hAnsi="Arial" w:eastAsia="楷体" w:cs="Arial"/>
+          <w:b w:val="0"/>
+          <w:bCs w:val="0"/>
+          <w:i w:val="0"/>
+          <w:iCs w:val="0"/>
+          <w:caps w:val="0"/>
+          <w:color w:val="FF0000"/>
+          <w:spacing w:val="0"/>
+          <w:sz w:val="18"/>
+          <w:szCs w:val="18"/>
+          <w:shd w:val="clear" w:fill="FFFFFF"/>
+          <w:lang w:val="en-US" w:eastAsia="zh-CN"/>
+        </w:rPr>
+        <w:t xml:space="preserve">    fail_if_no_peer_cert = true</w:t>
       </w:r>
     </w:p>
     <w:p>
@@ -2884,7 +3389,7 @@
           <w:shd w:val="clear" w:fill="FFFFFF"/>
           <w:lang w:val="en-US" w:eastAsia="zh-CN"/>
         </w:rPr>
-        <w:t># 2. 业务端口 8883</w:t>
+        <w:t># ========== 2. 业务端口 8883（mTLS + MySQL 认证） ==========</w:t>
       </w:r>
     </w:p>
     <w:p>
@@ -3080,105 +3585,105 @@
           <w:shd w:val="clear" w:fill="FFFFFF"/>
           <w:lang w:val="en-US" w:eastAsia="zh-CN"/>
         </w:rPr>
-        <w:t xml:space="preserve">    certfile   = "D:/software/emqx-5.3.0-windows-amd64/etc/certs/server.crt"</w:t>
-      </w:r>
-    </w:p>
-    <w:p>
-      <w:pPr>
-        <w:keepNext w:val="0"/>
-        <w:keepLines w:val="0"/>
-        <w:pageBreakBefore w:val="0"/>
-        <w:kinsoku/>
-        <w:wordWrap/>
-        <w:overflowPunct/>
-        <w:topLinePunct w:val="0"/>
-        <w:autoSpaceDE/>
-        <w:autoSpaceDN/>
-        <w:bidi w:val="0"/>
-        <w:adjustRightInd/>
-        <w:snapToGrid/>
-        <w:spacing w:beforeAutospacing="0" w:afterAutospacing="0" w:line="0" w:lineRule="atLeast"/>
-        <w:textAlignment w:val="auto"/>
-        <w:rPr>
-          <w:rFonts w:hint="default" w:ascii="Arial" w:hAnsi="Arial" w:eastAsia="楷体" w:cs="Arial"/>
-          <w:b w:val="0"/>
-          <w:bCs w:val="0"/>
-          <w:i w:val="0"/>
-          <w:iCs w:val="0"/>
-          <w:caps w:val="0"/>
-          <w:color w:val="FF0000"/>
-          <w:spacing w:val="0"/>
-          <w:sz w:val="18"/>
-          <w:szCs w:val="18"/>
-          <w:shd w:val="clear" w:fill="FFFFFF"/>
-          <w:lang w:val="en-US" w:eastAsia="zh-CN"/>
-        </w:rPr>
-      </w:pPr>
-      <w:r>
-        <w:rPr>
-          <w:rFonts w:hint="default" w:ascii="Arial" w:hAnsi="Arial" w:eastAsia="楷体" w:cs="Arial"/>
-          <w:b w:val="0"/>
-          <w:bCs w:val="0"/>
-          <w:i w:val="0"/>
-          <w:iCs w:val="0"/>
-          <w:caps w:val="0"/>
-          <w:color w:val="FF0000"/>
-          <w:spacing w:val="0"/>
-          <w:sz w:val="18"/>
-          <w:szCs w:val="18"/>
-          <w:shd w:val="clear" w:fill="FFFFFF"/>
-          <w:lang w:val="en-US" w:eastAsia="zh-CN"/>
-        </w:rPr>
-        <w:t xml:space="preserve">    keyfile    = "D:/software/emqx-5.3.0-windows-amd64/etc/certs/server.key"</w:t>
-      </w:r>
-    </w:p>
-    <w:p>
-      <w:pPr>
-        <w:keepNext w:val="0"/>
-        <w:keepLines w:val="0"/>
-        <w:pageBreakBefore w:val="0"/>
-        <w:kinsoku/>
-        <w:wordWrap/>
-        <w:overflowPunct/>
-        <w:topLinePunct w:val="0"/>
-        <w:autoSpaceDE/>
-        <w:autoSpaceDN/>
-        <w:bidi w:val="0"/>
-        <w:adjustRightInd/>
-        <w:snapToGrid/>
-        <w:spacing w:beforeAutospacing="0" w:afterAutospacing="0" w:line="0" w:lineRule="atLeast"/>
-        <w:textAlignment w:val="auto"/>
-        <w:rPr>
-          <w:rFonts w:hint="default" w:ascii="Arial" w:hAnsi="Arial" w:eastAsia="楷体" w:cs="Arial"/>
-          <w:b w:val="0"/>
-          <w:bCs w:val="0"/>
-          <w:i w:val="0"/>
-          <w:iCs w:val="0"/>
-          <w:caps w:val="0"/>
-          <w:color w:val="FF0000"/>
-          <w:spacing w:val="0"/>
-          <w:sz w:val="18"/>
-          <w:szCs w:val="18"/>
-          <w:shd w:val="clear" w:fill="FFFFFF"/>
-          <w:lang w:val="en-US" w:eastAsia="zh-CN"/>
-        </w:rPr>
-      </w:pPr>
-      <w:r>
-        <w:rPr>
-          <w:rFonts w:hint="default" w:ascii="Arial" w:hAnsi="Arial" w:eastAsia="楷体" w:cs="Arial"/>
-          <w:b w:val="0"/>
-          <w:bCs w:val="0"/>
-          <w:i w:val="0"/>
-          <w:iCs w:val="0"/>
-          <w:caps w:val="0"/>
-          <w:color w:val="FF0000"/>
-          <w:spacing w:val="0"/>
-          <w:sz w:val="18"/>
-          <w:szCs w:val="18"/>
-          <w:shd w:val="clear" w:fill="FFFFFF"/>
-          <w:lang w:val="en-US" w:eastAsia="zh-CN"/>
-        </w:rPr>
-        <w:t xml:space="preserve">    cacertfile = "D:/software/emqx-5.3.0-windows-amd64/etc/certs/iot-ca.crt"</w:t>
+        <w:t xml:space="preserve">    certfile   = "D:/software/emqx/etc/certs/server.crt"</w:t>
+      </w:r>
+    </w:p>
+    <w:p>
+      <w:pPr>
+        <w:keepNext w:val="0"/>
+        <w:keepLines w:val="0"/>
+        <w:pageBreakBefore w:val="0"/>
+        <w:kinsoku/>
+        <w:wordWrap/>
+        <w:overflowPunct/>
+        <w:topLinePunct w:val="0"/>
+        <w:autoSpaceDE/>
+        <w:autoSpaceDN/>
+        <w:bidi w:val="0"/>
+        <w:adjustRightInd/>
+        <w:snapToGrid/>
+        <w:spacing w:beforeAutospacing="0" w:afterAutospacing="0" w:line="0" w:lineRule="atLeast"/>
+        <w:textAlignment w:val="auto"/>
+        <w:rPr>
+          <w:rFonts w:hint="default" w:ascii="Arial" w:hAnsi="Arial" w:eastAsia="楷体" w:cs="Arial"/>
+          <w:b w:val="0"/>
+          <w:bCs w:val="0"/>
+          <w:i w:val="0"/>
+          <w:iCs w:val="0"/>
+          <w:caps w:val="0"/>
+          <w:color w:val="FF0000"/>
+          <w:spacing w:val="0"/>
+          <w:sz w:val="18"/>
+          <w:szCs w:val="18"/>
+          <w:shd w:val="clear" w:fill="FFFFFF"/>
+          <w:lang w:val="en-US" w:eastAsia="zh-CN"/>
+        </w:rPr>
+      </w:pPr>
+      <w:r>
+        <w:rPr>
+          <w:rFonts w:hint="default" w:ascii="Arial" w:hAnsi="Arial" w:eastAsia="楷体" w:cs="Arial"/>
+          <w:b w:val="0"/>
+          <w:bCs w:val="0"/>
+          <w:i w:val="0"/>
+          <w:iCs w:val="0"/>
+          <w:caps w:val="0"/>
+          <w:color w:val="FF0000"/>
+          <w:spacing w:val="0"/>
+          <w:sz w:val="18"/>
+          <w:szCs w:val="18"/>
+          <w:shd w:val="clear" w:fill="FFFFFF"/>
+          <w:lang w:val="en-US" w:eastAsia="zh-CN"/>
+        </w:rPr>
+        <w:t xml:space="preserve">    keyfile    = "D:/software/emqx/etc/certs/server.key"</w:t>
+      </w:r>
+    </w:p>
+    <w:p>
+      <w:pPr>
+        <w:keepNext w:val="0"/>
+        <w:keepLines w:val="0"/>
+        <w:pageBreakBefore w:val="0"/>
+        <w:kinsoku/>
+        <w:wordWrap/>
+        <w:overflowPunct/>
+        <w:topLinePunct w:val="0"/>
+        <w:autoSpaceDE/>
+        <w:autoSpaceDN/>
+        <w:bidi w:val="0"/>
+        <w:adjustRightInd/>
+        <w:snapToGrid/>
+        <w:spacing w:beforeAutospacing="0" w:afterAutospacing="0" w:line="0" w:lineRule="atLeast"/>
+        <w:textAlignment w:val="auto"/>
+        <w:rPr>
+          <w:rFonts w:hint="default" w:ascii="Arial" w:hAnsi="Arial" w:eastAsia="楷体" w:cs="Arial"/>
+          <w:b w:val="0"/>
+          <w:bCs w:val="0"/>
+          <w:i w:val="0"/>
+          <w:iCs w:val="0"/>
+          <w:caps w:val="0"/>
+          <w:color w:val="FF0000"/>
+          <w:spacing w:val="0"/>
+          <w:sz w:val="18"/>
+          <w:szCs w:val="18"/>
+          <w:shd w:val="clear" w:fill="FFFFFF"/>
+          <w:lang w:val="en-US" w:eastAsia="zh-CN"/>
+        </w:rPr>
+      </w:pPr>
+      <w:r>
+        <w:rPr>
+          <w:rFonts w:hint="default" w:ascii="Arial" w:hAnsi="Arial" w:eastAsia="楷体" w:cs="Arial"/>
+          <w:b w:val="0"/>
+          <w:bCs w:val="0"/>
+          <w:i w:val="0"/>
+          <w:iCs w:val="0"/>
+          <w:caps w:val="0"/>
+          <w:color w:val="FF0000"/>
+          <w:spacing w:val="0"/>
+          <w:sz w:val="18"/>
+          <w:szCs w:val="18"/>
+          <w:shd w:val="clear" w:fill="FFFFFF"/>
+          <w:lang w:val="en-US" w:eastAsia="zh-CN"/>
+        </w:rPr>
+        <w:t xml:space="preserve">    cacertfile = "D:/software/emqx/etc/certs/iot-ca.crt"</w:t>
       </w:r>
     </w:p>
     <w:p>
@@ -3359,6 +3864,1067 @@
           <w:lang w:val="en-US" w:eastAsia="zh-CN"/>
         </w:rPr>
       </w:pPr>
+    </w:p>
+    <w:p>
+      <w:pPr>
+        <w:keepNext w:val="0"/>
+        <w:keepLines w:val="0"/>
+        <w:pageBreakBefore w:val="0"/>
+        <w:kinsoku/>
+        <w:wordWrap/>
+        <w:overflowPunct/>
+        <w:topLinePunct w:val="0"/>
+        <w:autoSpaceDE/>
+        <w:autoSpaceDN/>
+        <w:bidi w:val="0"/>
+        <w:adjustRightInd/>
+        <w:snapToGrid/>
+        <w:spacing w:beforeAutospacing="0" w:afterAutospacing="0" w:line="0" w:lineRule="atLeast"/>
+        <w:textAlignment w:val="auto"/>
+        <w:rPr>
+          <w:rFonts w:hint="default" w:ascii="Arial" w:hAnsi="Arial" w:eastAsia="楷体" w:cs="Arial"/>
+          <w:b w:val="0"/>
+          <w:bCs w:val="0"/>
+          <w:i w:val="0"/>
+          <w:iCs w:val="0"/>
+          <w:caps w:val="0"/>
+          <w:color w:val="FF0000"/>
+          <w:spacing w:val="0"/>
+          <w:sz w:val="18"/>
+          <w:szCs w:val="18"/>
+          <w:shd w:val="clear" w:fill="FFFFFF"/>
+          <w:lang w:val="en-US" w:eastAsia="zh-CN"/>
+        </w:rPr>
+      </w:pPr>
+      <w:r>
+        <w:rPr>
+          <w:rFonts w:hint="default" w:ascii="Arial" w:hAnsi="Arial" w:eastAsia="楷体" w:cs="Arial"/>
+          <w:b w:val="0"/>
+          <w:bCs w:val="0"/>
+          <w:i w:val="0"/>
+          <w:iCs w:val="0"/>
+          <w:caps w:val="0"/>
+          <w:color w:val="FF0000"/>
+          <w:spacing w:val="0"/>
+          <w:sz w:val="18"/>
+          <w:szCs w:val="18"/>
+          <w:shd w:val="clear" w:fill="FFFFFF"/>
+          <w:lang w:val="en-US" w:eastAsia="zh-CN"/>
+        </w:rPr>
+        <w:t xml:space="preserve">  # 数据库认证配置</w:t>
+      </w:r>
+    </w:p>
+    <w:p>
+      <w:pPr>
+        <w:keepNext w:val="0"/>
+        <w:keepLines w:val="0"/>
+        <w:pageBreakBefore w:val="0"/>
+        <w:kinsoku/>
+        <w:wordWrap/>
+        <w:overflowPunct/>
+        <w:topLinePunct w:val="0"/>
+        <w:autoSpaceDE/>
+        <w:autoSpaceDN/>
+        <w:bidi w:val="0"/>
+        <w:adjustRightInd/>
+        <w:snapToGrid/>
+        <w:spacing w:beforeAutospacing="0" w:afterAutospacing="0" w:line="0" w:lineRule="atLeast"/>
+        <w:textAlignment w:val="auto"/>
+        <w:rPr>
+          <w:rFonts w:hint="default" w:ascii="Arial" w:hAnsi="Arial" w:eastAsia="楷体" w:cs="Arial"/>
+          <w:b w:val="0"/>
+          <w:bCs w:val="0"/>
+          <w:i w:val="0"/>
+          <w:iCs w:val="0"/>
+          <w:caps w:val="0"/>
+          <w:color w:val="FF0000"/>
+          <w:spacing w:val="0"/>
+          <w:sz w:val="18"/>
+          <w:szCs w:val="18"/>
+          <w:shd w:val="clear" w:fill="FFFFFF"/>
+          <w:lang w:val="en-US" w:eastAsia="zh-CN"/>
+        </w:rPr>
+      </w:pPr>
+      <w:r>
+        <w:rPr>
+          <w:rFonts w:hint="default" w:ascii="Arial" w:hAnsi="Arial" w:eastAsia="楷体" w:cs="Arial"/>
+          <w:b w:val="0"/>
+          <w:bCs w:val="0"/>
+          <w:i w:val="0"/>
+          <w:iCs w:val="0"/>
+          <w:caps w:val="0"/>
+          <w:color w:val="FF0000"/>
+          <w:spacing w:val="0"/>
+          <w:sz w:val="18"/>
+          <w:szCs w:val="18"/>
+          <w:shd w:val="clear" w:fill="FFFFFF"/>
+          <w:lang w:val="en-US" w:eastAsia="zh-CN"/>
+        </w:rPr>
+        <w:t xml:space="preserve">  authentication = [</w:t>
+      </w:r>
+    </w:p>
+    <w:p>
+      <w:pPr>
+        <w:keepNext w:val="0"/>
+        <w:keepLines w:val="0"/>
+        <w:pageBreakBefore w:val="0"/>
+        <w:kinsoku/>
+        <w:wordWrap/>
+        <w:overflowPunct/>
+        <w:topLinePunct w:val="0"/>
+        <w:autoSpaceDE/>
+        <w:autoSpaceDN/>
+        <w:bidi w:val="0"/>
+        <w:adjustRightInd/>
+        <w:snapToGrid/>
+        <w:spacing w:beforeAutospacing="0" w:afterAutospacing="0" w:line="0" w:lineRule="atLeast"/>
+        <w:textAlignment w:val="auto"/>
+        <w:rPr>
+          <w:rFonts w:hint="default" w:ascii="Arial" w:hAnsi="Arial" w:eastAsia="楷体" w:cs="Arial"/>
+          <w:b w:val="0"/>
+          <w:bCs w:val="0"/>
+          <w:i w:val="0"/>
+          <w:iCs w:val="0"/>
+          <w:caps w:val="0"/>
+          <w:color w:val="FF0000"/>
+          <w:spacing w:val="0"/>
+          <w:sz w:val="18"/>
+          <w:szCs w:val="18"/>
+          <w:shd w:val="clear" w:fill="FFFFFF"/>
+          <w:lang w:val="en-US" w:eastAsia="zh-CN"/>
+        </w:rPr>
+      </w:pPr>
+      <w:r>
+        <w:rPr>
+          <w:rFonts w:hint="default" w:ascii="Arial" w:hAnsi="Arial" w:eastAsia="楷体" w:cs="Arial"/>
+          <w:b w:val="0"/>
+          <w:bCs w:val="0"/>
+          <w:i w:val="0"/>
+          <w:iCs w:val="0"/>
+          <w:caps w:val="0"/>
+          <w:color w:val="FF0000"/>
+          <w:spacing w:val="0"/>
+          <w:sz w:val="18"/>
+          <w:szCs w:val="18"/>
+          <w:shd w:val="clear" w:fill="FFFFFF"/>
+          <w:lang w:val="en-US" w:eastAsia="zh-CN"/>
+        </w:rPr>
+        <w:t xml:space="preserve">    {</w:t>
+      </w:r>
+    </w:p>
+    <w:p>
+      <w:pPr>
+        <w:keepNext w:val="0"/>
+        <w:keepLines w:val="0"/>
+        <w:pageBreakBefore w:val="0"/>
+        <w:kinsoku/>
+        <w:wordWrap/>
+        <w:overflowPunct/>
+        <w:topLinePunct w:val="0"/>
+        <w:autoSpaceDE/>
+        <w:autoSpaceDN/>
+        <w:bidi w:val="0"/>
+        <w:adjustRightInd/>
+        <w:snapToGrid/>
+        <w:spacing w:beforeAutospacing="0" w:afterAutospacing="0" w:line="0" w:lineRule="atLeast"/>
+        <w:textAlignment w:val="auto"/>
+        <w:rPr>
+          <w:rFonts w:hint="default" w:ascii="Arial" w:hAnsi="Arial" w:eastAsia="楷体" w:cs="Arial"/>
+          <w:b w:val="0"/>
+          <w:bCs w:val="0"/>
+          <w:i w:val="0"/>
+          <w:iCs w:val="0"/>
+          <w:caps w:val="0"/>
+          <w:color w:val="FF0000"/>
+          <w:spacing w:val="0"/>
+          <w:sz w:val="18"/>
+          <w:szCs w:val="18"/>
+          <w:shd w:val="clear" w:fill="FFFFFF"/>
+          <w:lang w:val="en-US" w:eastAsia="zh-CN"/>
+        </w:rPr>
+      </w:pPr>
+      <w:r>
+        <w:rPr>
+          <w:rFonts w:hint="default" w:ascii="Arial" w:hAnsi="Arial" w:eastAsia="楷体" w:cs="Arial"/>
+          <w:b w:val="0"/>
+          <w:bCs w:val="0"/>
+          <w:i w:val="0"/>
+          <w:iCs w:val="0"/>
+          <w:caps w:val="0"/>
+          <w:color w:val="FF0000"/>
+          <w:spacing w:val="0"/>
+          <w:sz w:val="18"/>
+          <w:szCs w:val="18"/>
+          <w:shd w:val="clear" w:fill="FFFFFF"/>
+          <w:lang w:val="en-US" w:eastAsia="zh-CN"/>
+        </w:rPr>
+        <w:t xml:space="preserve">      backend   = mysql</w:t>
+      </w:r>
+    </w:p>
+    <w:p>
+      <w:pPr>
+        <w:keepNext w:val="0"/>
+        <w:keepLines w:val="0"/>
+        <w:pageBreakBefore w:val="0"/>
+        <w:kinsoku/>
+        <w:wordWrap/>
+        <w:overflowPunct/>
+        <w:topLinePunct w:val="0"/>
+        <w:autoSpaceDE/>
+        <w:autoSpaceDN/>
+        <w:bidi w:val="0"/>
+        <w:adjustRightInd/>
+        <w:snapToGrid/>
+        <w:spacing w:beforeAutospacing="0" w:afterAutospacing="0" w:line="0" w:lineRule="atLeast"/>
+        <w:textAlignment w:val="auto"/>
+        <w:rPr>
+          <w:rFonts w:hint="default" w:ascii="Arial" w:hAnsi="Arial" w:eastAsia="楷体" w:cs="Arial"/>
+          <w:b w:val="0"/>
+          <w:bCs w:val="0"/>
+          <w:i w:val="0"/>
+          <w:iCs w:val="0"/>
+          <w:caps w:val="0"/>
+          <w:color w:val="FF0000"/>
+          <w:spacing w:val="0"/>
+          <w:sz w:val="18"/>
+          <w:szCs w:val="18"/>
+          <w:shd w:val="clear" w:fill="FFFFFF"/>
+          <w:lang w:val="en-US" w:eastAsia="zh-CN"/>
+        </w:rPr>
+      </w:pPr>
+      <w:r>
+        <w:rPr>
+          <w:rFonts w:hint="default" w:ascii="Arial" w:hAnsi="Arial" w:eastAsia="楷体" w:cs="Arial"/>
+          <w:b w:val="0"/>
+          <w:bCs w:val="0"/>
+          <w:i w:val="0"/>
+          <w:iCs w:val="0"/>
+          <w:caps w:val="0"/>
+          <w:color w:val="FF0000"/>
+          <w:spacing w:val="0"/>
+          <w:sz w:val="18"/>
+          <w:szCs w:val="18"/>
+          <w:shd w:val="clear" w:fill="FFFFFF"/>
+          <w:lang w:val="en-US" w:eastAsia="zh-CN"/>
+        </w:rPr>
+        <w:t xml:space="preserve">      mechanism = password_based</w:t>
+      </w:r>
+    </w:p>
+    <w:p>
+      <w:pPr>
+        <w:keepNext w:val="0"/>
+        <w:keepLines w:val="0"/>
+        <w:pageBreakBefore w:val="0"/>
+        <w:kinsoku/>
+        <w:wordWrap/>
+        <w:overflowPunct/>
+        <w:topLinePunct w:val="0"/>
+        <w:autoSpaceDE/>
+        <w:autoSpaceDN/>
+        <w:bidi w:val="0"/>
+        <w:adjustRightInd/>
+        <w:snapToGrid/>
+        <w:spacing w:beforeAutospacing="0" w:afterAutospacing="0" w:line="0" w:lineRule="atLeast"/>
+        <w:textAlignment w:val="auto"/>
+        <w:rPr>
+          <w:rFonts w:hint="default" w:ascii="Arial" w:hAnsi="Arial" w:eastAsia="楷体" w:cs="Arial"/>
+          <w:b w:val="0"/>
+          <w:bCs w:val="0"/>
+          <w:i w:val="0"/>
+          <w:iCs w:val="0"/>
+          <w:caps w:val="0"/>
+          <w:color w:val="FF0000"/>
+          <w:spacing w:val="0"/>
+          <w:sz w:val="18"/>
+          <w:szCs w:val="18"/>
+          <w:shd w:val="clear" w:fill="FFFFFF"/>
+          <w:lang w:val="en-US" w:eastAsia="zh-CN"/>
+        </w:rPr>
+      </w:pPr>
+      <w:r>
+        <w:rPr>
+          <w:rFonts w:hint="default" w:ascii="Arial" w:hAnsi="Arial" w:eastAsia="楷体" w:cs="Arial"/>
+          <w:b w:val="0"/>
+          <w:bCs w:val="0"/>
+          <w:i w:val="0"/>
+          <w:iCs w:val="0"/>
+          <w:caps w:val="0"/>
+          <w:color w:val="FF0000"/>
+          <w:spacing w:val="0"/>
+          <w:sz w:val="18"/>
+          <w:szCs w:val="18"/>
+          <w:shd w:val="clear" w:fill="FFFFFF"/>
+          <w:lang w:val="en-US" w:eastAsia="zh-CN"/>
+        </w:rPr>
+        <w:t xml:space="preserve">      enable    = true</w:t>
+      </w:r>
+    </w:p>
+    <w:p>
+      <w:pPr>
+        <w:keepNext w:val="0"/>
+        <w:keepLines w:val="0"/>
+        <w:pageBreakBefore w:val="0"/>
+        <w:kinsoku/>
+        <w:wordWrap/>
+        <w:overflowPunct/>
+        <w:topLinePunct w:val="0"/>
+        <w:autoSpaceDE/>
+        <w:autoSpaceDN/>
+        <w:bidi w:val="0"/>
+        <w:adjustRightInd/>
+        <w:snapToGrid/>
+        <w:spacing w:beforeAutospacing="0" w:afterAutospacing="0" w:line="0" w:lineRule="atLeast"/>
+        <w:textAlignment w:val="auto"/>
+        <w:rPr>
+          <w:rFonts w:hint="default" w:ascii="Arial" w:hAnsi="Arial" w:eastAsia="楷体" w:cs="Arial"/>
+          <w:b w:val="0"/>
+          <w:bCs w:val="0"/>
+          <w:i w:val="0"/>
+          <w:iCs w:val="0"/>
+          <w:caps w:val="0"/>
+          <w:color w:val="FF0000"/>
+          <w:spacing w:val="0"/>
+          <w:sz w:val="18"/>
+          <w:szCs w:val="18"/>
+          <w:shd w:val="clear" w:fill="FFFFFF"/>
+          <w:lang w:val="en-US" w:eastAsia="zh-CN"/>
+        </w:rPr>
+      </w:pPr>
+      <w:r>
+        <w:rPr>
+          <w:rFonts w:hint="default" w:ascii="Arial" w:hAnsi="Arial" w:eastAsia="楷体" w:cs="Arial"/>
+          <w:b w:val="0"/>
+          <w:bCs w:val="0"/>
+          <w:i w:val="0"/>
+          <w:iCs w:val="0"/>
+          <w:caps w:val="0"/>
+          <w:color w:val="FF0000"/>
+          <w:spacing w:val="0"/>
+          <w:sz w:val="18"/>
+          <w:szCs w:val="18"/>
+          <w:shd w:val="clear" w:fill="FFFFFF"/>
+          <w:lang w:val="en-US" w:eastAsia="zh-CN"/>
+        </w:rPr>
+        <w:t xml:space="preserve">      server    = "127.0.0.1:3306"</w:t>
+      </w:r>
+    </w:p>
+    <w:p>
+      <w:pPr>
+        <w:keepNext w:val="0"/>
+        <w:keepLines w:val="0"/>
+        <w:pageBreakBefore w:val="0"/>
+        <w:kinsoku/>
+        <w:wordWrap/>
+        <w:overflowPunct/>
+        <w:topLinePunct w:val="0"/>
+        <w:autoSpaceDE/>
+        <w:autoSpaceDN/>
+        <w:bidi w:val="0"/>
+        <w:adjustRightInd/>
+        <w:snapToGrid/>
+        <w:spacing w:beforeAutospacing="0" w:afterAutospacing="0" w:line="0" w:lineRule="atLeast"/>
+        <w:textAlignment w:val="auto"/>
+        <w:rPr>
+          <w:rFonts w:hint="default" w:ascii="Arial" w:hAnsi="Arial" w:eastAsia="楷体" w:cs="Arial"/>
+          <w:b w:val="0"/>
+          <w:bCs w:val="0"/>
+          <w:i w:val="0"/>
+          <w:iCs w:val="0"/>
+          <w:caps w:val="0"/>
+          <w:color w:val="FF0000"/>
+          <w:spacing w:val="0"/>
+          <w:sz w:val="18"/>
+          <w:szCs w:val="18"/>
+          <w:shd w:val="clear" w:fill="FFFFFF"/>
+          <w:lang w:val="en-US" w:eastAsia="zh-CN"/>
+        </w:rPr>
+      </w:pPr>
+      <w:r>
+        <w:rPr>
+          <w:rFonts w:hint="default" w:ascii="Arial" w:hAnsi="Arial" w:eastAsia="楷体" w:cs="Arial"/>
+          <w:b w:val="0"/>
+          <w:bCs w:val="0"/>
+          <w:i w:val="0"/>
+          <w:iCs w:val="0"/>
+          <w:caps w:val="0"/>
+          <w:color w:val="FF0000"/>
+          <w:spacing w:val="0"/>
+          <w:sz w:val="18"/>
+          <w:szCs w:val="18"/>
+          <w:shd w:val="clear" w:fill="FFFFFF"/>
+          <w:lang w:val="en-US" w:eastAsia="zh-CN"/>
+        </w:rPr>
+        <w:t xml:space="preserve">      database  = "smart_device"</w:t>
+      </w:r>
+    </w:p>
+    <w:p>
+      <w:pPr>
+        <w:keepNext w:val="0"/>
+        <w:keepLines w:val="0"/>
+        <w:pageBreakBefore w:val="0"/>
+        <w:kinsoku/>
+        <w:wordWrap/>
+        <w:overflowPunct/>
+        <w:topLinePunct w:val="0"/>
+        <w:autoSpaceDE/>
+        <w:autoSpaceDN/>
+        <w:bidi w:val="0"/>
+        <w:adjustRightInd/>
+        <w:snapToGrid/>
+        <w:spacing w:beforeAutospacing="0" w:afterAutospacing="0" w:line="0" w:lineRule="atLeast"/>
+        <w:textAlignment w:val="auto"/>
+        <w:rPr>
+          <w:rFonts w:hint="default" w:ascii="Arial" w:hAnsi="Arial" w:eastAsia="楷体" w:cs="Arial"/>
+          <w:b w:val="0"/>
+          <w:bCs w:val="0"/>
+          <w:i w:val="0"/>
+          <w:iCs w:val="0"/>
+          <w:caps w:val="0"/>
+          <w:color w:val="FF0000"/>
+          <w:spacing w:val="0"/>
+          <w:sz w:val="18"/>
+          <w:szCs w:val="18"/>
+          <w:shd w:val="clear" w:fill="FFFFFF"/>
+          <w:lang w:val="en-US" w:eastAsia="zh-CN"/>
+        </w:rPr>
+      </w:pPr>
+      <w:r>
+        <w:rPr>
+          <w:rFonts w:hint="default" w:ascii="Arial" w:hAnsi="Arial" w:eastAsia="楷体" w:cs="Arial"/>
+          <w:b w:val="0"/>
+          <w:bCs w:val="0"/>
+          <w:i w:val="0"/>
+          <w:iCs w:val="0"/>
+          <w:caps w:val="0"/>
+          <w:color w:val="FF0000"/>
+          <w:spacing w:val="0"/>
+          <w:sz w:val="18"/>
+          <w:szCs w:val="18"/>
+          <w:shd w:val="clear" w:fill="FFFFFF"/>
+          <w:lang w:val="en-US" w:eastAsia="zh-CN"/>
+        </w:rPr>
+        <w:t xml:space="preserve">      username  = "root"</w:t>
+      </w:r>
+    </w:p>
+    <w:p>
+      <w:pPr>
+        <w:keepNext w:val="0"/>
+        <w:keepLines w:val="0"/>
+        <w:pageBreakBefore w:val="0"/>
+        <w:kinsoku/>
+        <w:wordWrap/>
+        <w:overflowPunct/>
+        <w:topLinePunct w:val="0"/>
+        <w:autoSpaceDE/>
+        <w:autoSpaceDN/>
+        <w:bidi w:val="0"/>
+        <w:adjustRightInd/>
+        <w:snapToGrid/>
+        <w:spacing w:beforeAutospacing="0" w:afterAutospacing="0" w:line="0" w:lineRule="atLeast"/>
+        <w:textAlignment w:val="auto"/>
+        <w:rPr>
+          <w:rFonts w:hint="default" w:ascii="Arial" w:hAnsi="Arial" w:eastAsia="楷体" w:cs="Arial"/>
+          <w:b w:val="0"/>
+          <w:bCs w:val="0"/>
+          <w:i w:val="0"/>
+          <w:iCs w:val="0"/>
+          <w:caps w:val="0"/>
+          <w:color w:val="FF0000"/>
+          <w:spacing w:val="0"/>
+          <w:sz w:val="18"/>
+          <w:szCs w:val="18"/>
+          <w:shd w:val="clear" w:fill="FFFFFF"/>
+          <w:lang w:val="en-US" w:eastAsia="zh-CN"/>
+        </w:rPr>
+      </w:pPr>
+      <w:r>
+        <w:rPr>
+          <w:rFonts w:hint="default" w:ascii="Arial" w:hAnsi="Arial" w:eastAsia="楷体" w:cs="Arial"/>
+          <w:b w:val="0"/>
+          <w:bCs w:val="0"/>
+          <w:i w:val="0"/>
+          <w:iCs w:val="0"/>
+          <w:caps w:val="0"/>
+          <w:color w:val="FF0000"/>
+          <w:spacing w:val="0"/>
+          <w:sz w:val="18"/>
+          <w:szCs w:val="18"/>
+          <w:shd w:val="clear" w:fill="FFFFFF"/>
+          <w:lang w:val="en-US" w:eastAsia="zh-CN"/>
+        </w:rPr>
+        <w:t xml:space="preserve">      password  = "123456"</w:t>
+      </w:r>
+    </w:p>
+    <w:p>
+      <w:pPr>
+        <w:keepNext w:val="0"/>
+        <w:keepLines w:val="0"/>
+        <w:pageBreakBefore w:val="0"/>
+        <w:kinsoku/>
+        <w:wordWrap/>
+        <w:overflowPunct/>
+        <w:topLinePunct w:val="0"/>
+        <w:autoSpaceDE/>
+        <w:autoSpaceDN/>
+        <w:bidi w:val="0"/>
+        <w:adjustRightInd/>
+        <w:snapToGrid/>
+        <w:spacing w:beforeAutospacing="0" w:afterAutospacing="0" w:line="0" w:lineRule="atLeast"/>
+        <w:textAlignment w:val="auto"/>
+        <w:rPr>
+          <w:rFonts w:hint="default" w:ascii="Arial" w:hAnsi="Arial" w:eastAsia="楷体" w:cs="Arial"/>
+          <w:b w:val="0"/>
+          <w:bCs w:val="0"/>
+          <w:i w:val="0"/>
+          <w:iCs w:val="0"/>
+          <w:caps w:val="0"/>
+          <w:color w:val="FF0000"/>
+          <w:spacing w:val="0"/>
+          <w:sz w:val="18"/>
+          <w:szCs w:val="18"/>
+          <w:shd w:val="clear" w:fill="FFFFFF"/>
+          <w:lang w:val="en-US" w:eastAsia="zh-CN"/>
+        </w:rPr>
+      </w:pPr>
+      <w:r>
+        <w:rPr>
+          <w:rFonts w:hint="default" w:ascii="Arial" w:hAnsi="Arial" w:eastAsia="楷体" w:cs="Arial"/>
+          <w:b w:val="0"/>
+          <w:bCs w:val="0"/>
+          <w:i w:val="0"/>
+          <w:iCs w:val="0"/>
+          <w:caps w:val="0"/>
+          <w:color w:val="FF0000"/>
+          <w:spacing w:val="0"/>
+          <w:sz w:val="18"/>
+          <w:szCs w:val="18"/>
+          <w:shd w:val="clear" w:fill="FFFFFF"/>
+          <w:lang w:val="en-US" w:eastAsia="zh-CN"/>
+        </w:rPr>
+        <w:t xml:space="preserve">      </w:t>
+      </w:r>
+    </w:p>
+    <w:p>
+      <w:pPr>
+        <w:keepNext w:val="0"/>
+        <w:keepLines w:val="0"/>
+        <w:pageBreakBefore w:val="0"/>
+        <w:kinsoku/>
+        <w:wordWrap/>
+        <w:overflowPunct/>
+        <w:topLinePunct w:val="0"/>
+        <w:autoSpaceDE/>
+        <w:autoSpaceDN/>
+        <w:bidi w:val="0"/>
+        <w:adjustRightInd/>
+        <w:snapToGrid/>
+        <w:spacing w:beforeAutospacing="0" w:afterAutospacing="0" w:line="0" w:lineRule="atLeast"/>
+        <w:textAlignment w:val="auto"/>
+        <w:rPr>
+          <w:rFonts w:hint="default" w:ascii="Arial" w:hAnsi="Arial" w:eastAsia="楷体" w:cs="Arial"/>
+          <w:b w:val="0"/>
+          <w:bCs w:val="0"/>
+          <w:i w:val="0"/>
+          <w:iCs w:val="0"/>
+          <w:caps w:val="0"/>
+          <w:color w:val="FF0000"/>
+          <w:spacing w:val="0"/>
+          <w:sz w:val="18"/>
+          <w:szCs w:val="18"/>
+          <w:shd w:val="clear" w:fill="FFFFFF"/>
+          <w:lang w:val="en-US" w:eastAsia="zh-CN"/>
+        </w:rPr>
+      </w:pPr>
+      <w:r>
+        <w:rPr>
+          <w:rFonts w:hint="default" w:ascii="Arial" w:hAnsi="Arial" w:eastAsia="楷体" w:cs="Arial"/>
+          <w:b w:val="0"/>
+          <w:bCs w:val="0"/>
+          <w:i w:val="0"/>
+          <w:iCs w:val="0"/>
+          <w:caps w:val="0"/>
+          <w:color w:val="FF0000"/>
+          <w:spacing w:val="0"/>
+          <w:sz w:val="18"/>
+          <w:szCs w:val="18"/>
+          <w:shd w:val="clear" w:fill="FFFFFF"/>
+          <w:lang w:val="en-US" w:eastAsia="zh-CN"/>
+        </w:rPr>
+        <w:t xml:space="preserve">      # 注意：EMQX 5.x 推荐使用 password 或 password_hash</w:t>
+      </w:r>
+    </w:p>
+    <w:p>
+      <w:pPr>
+        <w:keepNext w:val="0"/>
+        <w:keepLines w:val="0"/>
+        <w:pageBreakBefore w:val="0"/>
+        <w:kinsoku/>
+        <w:wordWrap/>
+        <w:overflowPunct/>
+        <w:topLinePunct w:val="0"/>
+        <w:autoSpaceDE/>
+        <w:autoSpaceDN/>
+        <w:bidi w:val="0"/>
+        <w:adjustRightInd/>
+        <w:snapToGrid/>
+        <w:spacing w:beforeAutospacing="0" w:afterAutospacing="0" w:line="0" w:lineRule="atLeast"/>
+        <w:textAlignment w:val="auto"/>
+        <w:rPr>
+          <w:rFonts w:hint="default" w:ascii="Arial" w:hAnsi="Arial" w:eastAsia="楷体" w:cs="Arial"/>
+          <w:b w:val="0"/>
+          <w:bCs w:val="0"/>
+          <w:i w:val="0"/>
+          <w:iCs w:val="0"/>
+          <w:caps w:val="0"/>
+          <w:color w:val="FF0000"/>
+          <w:spacing w:val="0"/>
+          <w:sz w:val="18"/>
+          <w:szCs w:val="18"/>
+          <w:shd w:val="clear" w:fill="FFFFFF"/>
+          <w:lang w:val="en-US" w:eastAsia="zh-CN"/>
+        </w:rPr>
+      </w:pPr>
+      <w:r>
+        <w:rPr>
+          <w:rFonts w:hint="default" w:ascii="Arial" w:hAnsi="Arial" w:eastAsia="楷体" w:cs="Arial"/>
+          <w:b w:val="0"/>
+          <w:bCs w:val="0"/>
+          <w:i w:val="0"/>
+          <w:iCs w:val="0"/>
+          <w:caps w:val="0"/>
+          <w:color w:val="FF0000"/>
+          <w:spacing w:val="0"/>
+          <w:sz w:val="18"/>
+          <w:szCs w:val="18"/>
+          <w:shd w:val="clear" w:fill="FFFFFF"/>
+          <w:lang w:val="en-US" w:eastAsia="zh-CN"/>
+        </w:rPr>
+        <w:t xml:space="preserve">      query     = "SELECT password AS password_hash, salt, is_superuser FROM device_mqtt_auth WHERE username = ${username} AND enabled = 1 LIMIT 1"</w:t>
+      </w:r>
+    </w:p>
+    <w:p>
+      <w:pPr>
+        <w:keepNext w:val="0"/>
+        <w:keepLines w:val="0"/>
+        <w:pageBreakBefore w:val="0"/>
+        <w:kinsoku/>
+        <w:wordWrap/>
+        <w:overflowPunct/>
+        <w:topLinePunct w:val="0"/>
+        <w:autoSpaceDE/>
+        <w:autoSpaceDN/>
+        <w:bidi w:val="0"/>
+        <w:adjustRightInd/>
+        <w:snapToGrid/>
+        <w:spacing w:beforeAutospacing="0" w:afterAutospacing="0" w:line="0" w:lineRule="atLeast"/>
+        <w:textAlignment w:val="auto"/>
+        <w:rPr>
+          <w:rFonts w:hint="default" w:ascii="Arial" w:hAnsi="Arial" w:eastAsia="楷体" w:cs="Arial"/>
+          <w:b w:val="0"/>
+          <w:bCs w:val="0"/>
+          <w:i w:val="0"/>
+          <w:iCs w:val="0"/>
+          <w:caps w:val="0"/>
+          <w:color w:val="FF0000"/>
+          <w:spacing w:val="0"/>
+          <w:sz w:val="18"/>
+          <w:szCs w:val="18"/>
+          <w:shd w:val="clear" w:fill="FFFFFF"/>
+          <w:lang w:val="en-US" w:eastAsia="zh-CN"/>
+        </w:rPr>
+      </w:pPr>
+      <w:r>
+        <w:rPr>
+          <w:rFonts w:hint="default" w:ascii="Arial" w:hAnsi="Arial" w:eastAsia="楷体" w:cs="Arial"/>
+          <w:b w:val="0"/>
+          <w:bCs w:val="0"/>
+          <w:i w:val="0"/>
+          <w:iCs w:val="0"/>
+          <w:caps w:val="0"/>
+          <w:color w:val="FF0000"/>
+          <w:spacing w:val="0"/>
+          <w:sz w:val="18"/>
+          <w:szCs w:val="18"/>
+          <w:shd w:val="clear" w:fill="FFFFFF"/>
+          <w:lang w:val="en-US" w:eastAsia="zh-CN"/>
+        </w:rPr>
+        <w:t xml:space="preserve">      </w:t>
+      </w:r>
+    </w:p>
+    <w:p>
+      <w:pPr>
+        <w:keepNext w:val="0"/>
+        <w:keepLines w:val="0"/>
+        <w:pageBreakBefore w:val="0"/>
+        <w:kinsoku/>
+        <w:wordWrap/>
+        <w:overflowPunct/>
+        <w:topLinePunct w:val="0"/>
+        <w:autoSpaceDE/>
+        <w:autoSpaceDN/>
+        <w:bidi w:val="0"/>
+        <w:adjustRightInd/>
+        <w:snapToGrid/>
+        <w:spacing w:beforeAutospacing="0" w:afterAutospacing="0" w:line="0" w:lineRule="atLeast"/>
+        <w:textAlignment w:val="auto"/>
+        <w:rPr>
+          <w:rFonts w:hint="default" w:ascii="Arial" w:hAnsi="Arial" w:eastAsia="楷体" w:cs="Arial"/>
+          <w:b w:val="0"/>
+          <w:bCs w:val="0"/>
+          <w:i w:val="0"/>
+          <w:iCs w:val="0"/>
+          <w:caps w:val="0"/>
+          <w:color w:val="FF0000"/>
+          <w:spacing w:val="0"/>
+          <w:sz w:val="18"/>
+          <w:szCs w:val="18"/>
+          <w:shd w:val="clear" w:fill="FFFFFF"/>
+          <w:lang w:val="en-US" w:eastAsia="zh-CN"/>
+        </w:rPr>
+      </w:pPr>
+      <w:r>
+        <w:rPr>
+          <w:rFonts w:hint="default" w:ascii="Arial" w:hAnsi="Arial" w:eastAsia="楷体" w:cs="Arial"/>
+          <w:b w:val="0"/>
+          <w:bCs w:val="0"/>
+          <w:i w:val="0"/>
+          <w:iCs w:val="0"/>
+          <w:caps w:val="0"/>
+          <w:color w:val="FF0000"/>
+          <w:spacing w:val="0"/>
+          <w:sz w:val="18"/>
+          <w:szCs w:val="18"/>
+          <w:shd w:val="clear" w:fill="FFFFFF"/>
+          <w:lang w:val="en-US" w:eastAsia="zh-CN"/>
+        </w:rPr>
+        <w:t xml:space="preserve">      # 密码算法必须和 Java 端 SaltPasswordUtils 的实现一致</w:t>
+      </w:r>
+    </w:p>
+    <w:p>
+      <w:pPr>
+        <w:keepNext w:val="0"/>
+        <w:keepLines w:val="0"/>
+        <w:pageBreakBefore w:val="0"/>
+        <w:kinsoku/>
+        <w:wordWrap/>
+        <w:overflowPunct/>
+        <w:topLinePunct w:val="0"/>
+        <w:autoSpaceDE/>
+        <w:autoSpaceDN/>
+        <w:bidi w:val="0"/>
+        <w:adjustRightInd/>
+        <w:snapToGrid/>
+        <w:spacing w:beforeAutospacing="0" w:afterAutospacing="0" w:line="0" w:lineRule="atLeast"/>
+        <w:textAlignment w:val="auto"/>
+        <w:rPr>
+          <w:rFonts w:hint="default" w:ascii="Arial" w:hAnsi="Arial" w:eastAsia="楷体" w:cs="Arial"/>
+          <w:b w:val="0"/>
+          <w:bCs w:val="0"/>
+          <w:i w:val="0"/>
+          <w:iCs w:val="0"/>
+          <w:caps w:val="0"/>
+          <w:color w:val="FF0000"/>
+          <w:spacing w:val="0"/>
+          <w:sz w:val="18"/>
+          <w:szCs w:val="18"/>
+          <w:shd w:val="clear" w:fill="FFFFFF"/>
+          <w:lang w:val="en-US" w:eastAsia="zh-CN"/>
+        </w:rPr>
+      </w:pPr>
+      <w:r>
+        <w:rPr>
+          <w:rFonts w:hint="default" w:ascii="Arial" w:hAnsi="Arial" w:eastAsia="楷体" w:cs="Arial"/>
+          <w:b w:val="0"/>
+          <w:bCs w:val="0"/>
+          <w:i w:val="0"/>
+          <w:iCs w:val="0"/>
+          <w:caps w:val="0"/>
+          <w:color w:val="FF0000"/>
+          <w:spacing w:val="0"/>
+          <w:sz w:val="18"/>
+          <w:szCs w:val="18"/>
+          <w:shd w:val="clear" w:fill="FFFFFF"/>
+          <w:lang w:val="en-US" w:eastAsia="zh-CN"/>
+        </w:rPr>
+        <w:t xml:space="preserve">      password_hash_algorithm {</w:t>
+      </w:r>
+    </w:p>
+    <w:p>
+      <w:pPr>
+        <w:keepNext w:val="0"/>
+        <w:keepLines w:val="0"/>
+        <w:pageBreakBefore w:val="0"/>
+        <w:kinsoku/>
+        <w:wordWrap/>
+        <w:overflowPunct/>
+        <w:topLinePunct w:val="0"/>
+        <w:autoSpaceDE/>
+        <w:autoSpaceDN/>
+        <w:bidi w:val="0"/>
+        <w:adjustRightInd/>
+        <w:snapToGrid/>
+        <w:spacing w:beforeAutospacing="0" w:afterAutospacing="0" w:line="0" w:lineRule="atLeast"/>
+        <w:textAlignment w:val="auto"/>
+        <w:rPr>
+          <w:rFonts w:hint="default" w:ascii="Arial" w:hAnsi="Arial" w:eastAsia="楷体" w:cs="Arial"/>
+          <w:b w:val="0"/>
+          <w:bCs w:val="0"/>
+          <w:i w:val="0"/>
+          <w:iCs w:val="0"/>
+          <w:caps w:val="0"/>
+          <w:color w:val="FF0000"/>
+          <w:spacing w:val="0"/>
+          <w:sz w:val="18"/>
+          <w:szCs w:val="18"/>
+          <w:shd w:val="clear" w:fill="FFFFFF"/>
+          <w:lang w:val="en-US" w:eastAsia="zh-CN"/>
+        </w:rPr>
+      </w:pPr>
+      <w:r>
+        <w:rPr>
+          <w:rFonts w:hint="default" w:ascii="Arial" w:hAnsi="Arial" w:eastAsia="楷体" w:cs="Arial"/>
+          <w:b w:val="0"/>
+          <w:bCs w:val="0"/>
+          <w:i w:val="0"/>
+          <w:iCs w:val="0"/>
+          <w:caps w:val="0"/>
+          <w:color w:val="FF0000"/>
+          <w:spacing w:val="0"/>
+          <w:sz w:val="18"/>
+          <w:szCs w:val="18"/>
+          <w:shd w:val="clear" w:fill="FFFFFF"/>
+          <w:lang w:val="en-US" w:eastAsia="zh-CN"/>
+        </w:rPr>
+        <w:t xml:space="preserve">        name = sha256</w:t>
+      </w:r>
+    </w:p>
+    <w:p>
+      <w:pPr>
+        <w:keepNext w:val="0"/>
+        <w:keepLines w:val="0"/>
+        <w:pageBreakBefore w:val="0"/>
+        <w:kinsoku/>
+        <w:wordWrap/>
+        <w:overflowPunct/>
+        <w:topLinePunct w:val="0"/>
+        <w:autoSpaceDE/>
+        <w:autoSpaceDN/>
+        <w:bidi w:val="0"/>
+        <w:adjustRightInd/>
+        <w:snapToGrid/>
+        <w:spacing w:beforeAutospacing="0" w:afterAutospacing="0" w:line="0" w:lineRule="atLeast"/>
+        <w:textAlignment w:val="auto"/>
+        <w:rPr>
+          <w:rFonts w:hint="default" w:ascii="Arial" w:hAnsi="Arial" w:eastAsia="楷体" w:cs="Arial"/>
+          <w:b w:val="0"/>
+          <w:bCs w:val="0"/>
+          <w:i w:val="0"/>
+          <w:iCs w:val="0"/>
+          <w:caps w:val="0"/>
+          <w:color w:val="FF0000"/>
+          <w:spacing w:val="0"/>
+          <w:sz w:val="18"/>
+          <w:szCs w:val="18"/>
+          <w:shd w:val="clear" w:fill="FFFFFF"/>
+          <w:lang w:val="en-US" w:eastAsia="zh-CN"/>
+        </w:rPr>
+      </w:pPr>
+      <w:r>
+        <w:rPr>
+          <w:rFonts w:hint="default" w:ascii="Arial" w:hAnsi="Arial" w:eastAsia="楷体" w:cs="Arial"/>
+          <w:b w:val="0"/>
+          <w:bCs w:val="0"/>
+          <w:i w:val="0"/>
+          <w:iCs w:val="0"/>
+          <w:caps w:val="0"/>
+          <w:color w:val="FF0000"/>
+          <w:spacing w:val="0"/>
+          <w:sz w:val="18"/>
+          <w:szCs w:val="18"/>
+          <w:shd w:val="clear" w:fill="FFFFFF"/>
+          <w:lang w:val="en-US" w:eastAsia="zh-CN"/>
+        </w:rPr>
+        <w:t xml:space="preserve">        salt_position = prefix</w:t>
+      </w:r>
+    </w:p>
+    <w:p>
+      <w:pPr>
+        <w:keepNext w:val="0"/>
+        <w:keepLines w:val="0"/>
+        <w:pageBreakBefore w:val="0"/>
+        <w:kinsoku/>
+        <w:wordWrap/>
+        <w:overflowPunct/>
+        <w:topLinePunct w:val="0"/>
+        <w:autoSpaceDE/>
+        <w:autoSpaceDN/>
+        <w:bidi w:val="0"/>
+        <w:adjustRightInd/>
+        <w:snapToGrid/>
+        <w:spacing w:beforeAutospacing="0" w:afterAutospacing="0" w:line="0" w:lineRule="atLeast"/>
+        <w:textAlignment w:val="auto"/>
+        <w:rPr>
+          <w:rFonts w:hint="default" w:ascii="Arial" w:hAnsi="Arial" w:eastAsia="楷体" w:cs="Arial"/>
+          <w:b w:val="0"/>
+          <w:bCs w:val="0"/>
+          <w:i w:val="0"/>
+          <w:iCs w:val="0"/>
+          <w:caps w:val="0"/>
+          <w:color w:val="FF0000"/>
+          <w:spacing w:val="0"/>
+          <w:sz w:val="18"/>
+          <w:szCs w:val="18"/>
+          <w:shd w:val="clear" w:fill="FFFFFF"/>
+          <w:lang w:val="en-US" w:eastAsia="zh-CN"/>
+        </w:rPr>
+      </w:pPr>
+      <w:r>
+        <w:rPr>
+          <w:rFonts w:hint="default" w:ascii="Arial" w:hAnsi="Arial" w:eastAsia="楷体" w:cs="Arial"/>
+          <w:b w:val="0"/>
+          <w:bCs w:val="0"/>
+          <w:i w:val="0"/>
+          <w:iCs w:val="0"/>
+          <w:caps w:val="0"/>
+          <w:color w:val="FF0000"/>
+          <w:spacing w:val="0"/>
+          <w:sz w:val="18"/>
+          <w:szCs w:val="18"/>
+          <w:shd w:val="clear" w:fill="FFFFFF"/>
+          <w:lang w:val="en-US" w:eastAsia="zh-CN"/>
+        </w:rPr>
+        <w:t xml:space="preserve">      }</w:t>
+      </w:r>
+    </w:p>
+    <w:p>
+      <w:pPr>
+        <w:keepNext w:val="0"/>
+        <w:keepLines w:val="0"/>
+        <w:pageBreakBefore w:val="0"/>
+        <w:kinsoku/>
+        <w:wordWrap/>
+        <w:overflowPunct/>
+        <w:topLinePunct w:val="0"/>
+        <w:autoSpaceDE/>
+        <w:autoSpaceDN/>
+        <w:bidi w:val="0"/>
+        <w:adjustRightInd/>
+        <w:snapToGrid/>
+        <w:spacing w:beforeAutospacing="0" w:afterAutospacing="0" w:line="0" w:lineRule="atLeast"/>
+        <w:textAlignment w:val="auto"/>
+        <w:rPr>
+          <w:rFonts w:hint="default" w:ascii="Arial" w:hAnsi="Arial" w:eastAsia="楷体" w:cs="Arial"/>
+          <w:b w:val="0"/>
+          <w:bCs w:val="0"/>
+          <w:i w:val="0"/>
+          <w:iCs w:val="0"/>
+          <w:caps w:val="0"/>
+          <w:color w:val="FF0000"/>
+          <w:spacing w:val="0"/>
+          <w:sz w:val="18"/>
+          <w:szCs w:val="18"/>
+          <w:shd w:val="clear" w:fill="FFFFFF"/>
+          <w:lang w:val="en-US" w:eastAsia="zh-CN"/>
+        </w:rPr>
+      </w:pPr>
+      <w:r>
+        <w:rPr>
+          <w:rFonts w:hint="default" w:ascii="Arial" w:hAnsi="Arial" w:eastAsia="楷体" w:cs="Arial"/>
+          <w:b w:val="0"/>
+          <w:bCs w:val="0"/>
+          <w:i w:val="0"/>
+          <w:iCs w:val="0"/>
+          <w:caps w:val="0"/>
+          <w:color w:val="FF0000"/>
+          <w:spacing w:val="0"/>
+          <w:sz w:val="18"/>
+          <w:szCs w:val="18"/>
+          <w:shd w:val="clear" w:fill="FFFFFF"/>
+          <w:lang w:val="en-US" w:eastAsia="zh-CN"/>
+        </w:rPr>
+        <w:t xml:space="preserve">    }</w:t>
+      </w:r>
+    </w:p>
+    <w:p>
+      <w:pPr>
+        <w:keepNext w:val="0"/>
+        <w:keepLines w:val="0"/>
+        <w:pageBreakBefore w:val="0"/>
+        <w:kinsoku/>
+        <w:wordWrap/>
+        <w:overflowPunct/>
+        <w:topLinePunct w:val="0"/>
+        <w:autoSpaceDE/>
+        <w:autoSpaceDN/>
+        <w:bidi w:val="0"/>
+        <w:adjustRightInd/>
+        <w:snapToGrid/>
+        <w:spacing w:beforeAutospacing="0" w:afterAutospacing="0" w:line="0" w:lineRule="atLeast"/>
+        <w:textAlignment w:val="auto"/>
+        <w:rPr>
+          <w:rFonts w:hint="default" w:ascii="Arial" w:hAnsi="Arial" w:eastAsia="楷体" w:cs="Arial"/>
+          <w:b w:val="0"/>
+          <w:bCs w:val="0"/>
+          <w:i w:val="0"/>
+          <w:iCs w:val="0"/>
+          <w:caps w:val="0"/>
+          <w:color w:val="FF0000"/>
+          <w:spacing w:val="0"/>
+          <w:sz w:val="18"/>
+          <w:szCs w:val="18"/>
+          <w:shd w:val="clear" w:fill="FFFFFF"/>
+          <w:lang w:val="en-US" w:eastAsia="zh-CN"/>
+        </w:rPr>
+      </w:pPr>
+      <w:r>
+        <w:rPr>
+          <w:rFonts w:hint="default" w:ascii="Arial" w:hAnsi="Arial" w:eastAsia="楷体" w:cs="Arial"/>
+          <w:b w:val="0"/>
+          <w:bCs w:val="0"/>
+          <w:i w:val="0"/>
+          <w:iCs w:val="0"/>
+          <w:caps w:val="0"/>
+          <w:color w:val="FF0000"/>
+          <w:spacing w:val="0"/>
+          <w:sz w:val="18"/>
+          <w:szCs w:val="18"/>
+          <w:shd w:val="clear" w:fill="FFFFFF"/>
+          <w:lang w:val="en-US" w:eastAsia="zh-CN"/>
+        </w:rPr>
+        <w:t xml:space="preserve">  ]</w:t>
+      </w:r>
+    </w:p>
+    <w:p>
+      <w:pPr>
+        <w:keepNext w:val="0"/>
+        <w:keepLines w:val="0"/>
+        <w:pageBreakBefore w:val="0"/>
+        <w:kinsoku/>
+        <w:wordWrap/>
+        <w:overflowPunct/>
+        <w:topLinePunct w:val="0"/>
+        <w:autoSpaceDE/>
+        <w:autoSpaceDN/>
+        <w:bidi w:val="0"/>
+        <w:adjustRightInd/>
+        <w:snapToGrid/>
+        <w:spacing w:beforeAutospacing="0" w:afterAutospacing="0" w:line="0" w:lineRule="atLeast"/>
+        <w:textAlignment w:val="auto"/>
+        <w:rPr>
+          <w:rFonts w:hint="default" w:ascii="Arial" w:hAnsi="Arial" w:eastAsia="楷体" w:cs="Arial"/>
+          <w:b w:val="0"/>
+          <w:bCs w:val="0"/>
+          <w:i w:val="0"/>
+          <w:iCs w:val="0"/>
+          <w:caps w:val="0"/>
+          <w:color w:val="FF0000"/>
+          <w:spacing w:val="0"/>
+          <w:sz w:val="18"/>
+          <w:szCs w:val="18"/>
+          <w:shd w:val="clear" w:fill="FFFFFF"/>
+          <w:lang w:val="en-US" w:eastAsia="zh-CN"/>
+        </w:rPr>
+      </w:pPr>
       <w:r>
         <w:rPr>
           <w:rFonts w:hint="default" w:ascii="Arial" w:hAnsi="Arial" w:eastAsia="楷体" w:cs="Arial"/>
@@ -3376,6 +4942,8 @@
         </w:rPr>
         <w:t>}</w:t>
       </w:r>
+      <w:bookmarkStart w:id="0" w:name="_GoBack"/>
+      <w:bookmarkEnd w:id="0"/>
     </w:p>
     <w:p>
       <w:pPr>
@@ -3750,8 +5318,6 @@
         </w:rPr>
         <w:t>resource/certs/java-client.p12</w:t>
       </w:r>
-      <w:bookmarkStart w:id="0" w:name="_GoBack"/>
-      <w:bookmarkEnd w:id="0"/>
     </w:p>
     <w:p>
       <w:pPr>

--- a/docs/MQTT服务器配置步骤.docx
+++ b/docs/MQTT服务器配置步骤.docx
@@ -66,6 +66,7 @@
         <w:adjustRightInd/>
         <w:snapToGrid/>
         <w:spacing w:beforeAutospacing="0" w:afterAutospacing="0" w:line="0" w:lineRule="atLeast"/>
+        <w:jc w:val="left"/>
         <w:textAlignment w:val="auto"/>
         <w:rPr>
           <w:rFonts w:hint="default" w:ascii="Arial" w:hAnsi="Arial" w:eastAsia="楷体" w:cs="Arial"/>
@@ -130,6 +131,7 @@
         <w:adjustRightInd/>
         <w:snapToGrid/>
         <w:spacing w:beforeAutospacing="0" w:afterAutospacing="0" w:line="0" w:lineRule="atLeast"/>
+        <w:jc w:val="left"/>
         <w:textAlignment w:val="auto"/>
         <w:rPr>
           <w:rFonts w:hint="default" w:ascii="Arial" w:hAnsi="Arial" w:eastAsia="楷体" w:cs="Arial"/>
@@ -177,6 +179,7 @@
         <w:adjustRightInd/>
         <w:snapToGrid/>
         <w:spacing w:beforeAutospacing="0" w:afterAutospacing="0" w:line="0" w:lineRule="atLeast"/>
+        <w:jc w:val="left"/>
         <w:textAlignment w:val="auto"/>
         <w:rPr>
           <w:rFonts w:hint="default" w:ascii="Arial" w:hAnsi="Arial" w:eastAsia="楷体" w:cs="Arial"/>
@@ -226,6 +229,7 @@
         <w:adjustRightInd/>
         <w:snapToGrid/>
         <w:spacing w:beforeAutospacing="0" w:afterAutospacing="0" w:line="0" w:lineRule="atLeast"/>
+        <w:jc w:val="left"/>
         <w:textAlignment w:val="auto"/>
         <w:rPr>
           <w:rFonts w:hint="default" w:ascii="Arial" w:hAnsi="Arial" w:eastAsia="楷体" w:cs="Arial"/>
@@ -275,6 +279,7 @@
         <w:adjustRightInd/>
         <w:snapToGrid/>
         <w:spacing w:beforeAutospacing="0" w:afterAutospacing="0" w:line="0" w:lineRule="atLeast"/>
+        <w:jc w:val="left"/>
         <w:textAlignment w:val="auto"/>
         <w:rPr>
           <w:rFonts w:hint="default" w:ascii="Arial" w:hAnsi="Arial" w:eastAsia="楷体" w:cs="Arial"/>
@@ -324,6 +329,7 @@
         <w:adjustRightInd/>
         <w:snapToGrid/>
         <w:spacing w:beforeAutospacing="0" w:afterAutospacing="0" w:line="0" w:lineRule="atLeast"/>
+        <w:jc w:val="left"/>
         <w:textAlignment w:val="auto"/>
         <w:rPr>
           <w:rFonts w:hint="default" w:ascii="Arial" w:hAnsi="Arial" w:eastAsia="楷体" w:cs="Arial"/>
@@ -373,6 +379,7 @@
         <w:adjustRightInd/>
         <w:snapToGrid/>
         <w:spacing w:beforeAutospacing="0" w:afterAutospacing="0" w:line="0" w:lineRule="atLeast"/>
+        <w:jc w:val="left"/>
         <w:textAlignment w:val="auto"/>
         <w:rPr>
           <w:rFonts w:hint="default" w:ascii="Arial" w:hAnsi="Arial" w:eastAsia="楷体" w:cs="Arial"/>
@@ -422,6 +429,7 @@
         <w:adjustRightInd/>
         <w:snapToGrid/>
         <w:spacing w:beforeAutospacing="0" w:afterAutospacing="0" w:line="0" w:lineRule="atLeast"/>
+        <w:jc w:val="left"/>
         <w:textAlignment w:val="auto"/>
         <w:rPr>
           <w:rFonts w:hint="default" w:ascii="Arial" w:hAnsi="Arial" w:eastAsia="楷体" w:cs="Arial"/>
@@ -471,6 +479,7 @@
         <w:adjustRightInd/>
         <w:snapToGrid/>
         <w:spacing w:beforeAutospacing="0" w:afterAutospacing="0" w:line="0" w:lineRule="atLeast"/>
+        <w:jc w:val="left"/>
         <w:textAlignment w:val="auto"/>
         <w:rPr>
           <w:rFonts w:hint="default" w:ascii="Arial" w:hAnsi="Arial" w:eastAsia="楷体" w:cs="Arial"/>
@@ -520,6 +529,7 @@
         <w:adjustRightInd/>
         <w:snapToGrid/>
         <w:spacing w:beforeAutospacing="0" w:afterAutospacing="0" w:line="0" w:lineRule="atLeast"/>
+        <w:jc w:val="left"/>
         <w:textAlignment w:val="auto"/>
         <w:rPr>
           <w:rFonts w:hint="default" w:ascii="Arial" w:hAnsi="Arial" w:eastAsia="楷体" w:cs="Arial"/>
@@ -569,6 +579,7 @@
         <w:adjustRightInd/>
         <w:snapToGrid/>
         <w:spacing w:beforeAutospacing="0" w:afterAutospacing="0" w:line="0" w:lineRule="atLeast"/>
+        <w:jc w:val="left"/>
         <w:textAlignment w:val="auto"/>
         <w:rPr>
           <w:rFonts w:hint="default" w:ascii="Arial" w:hAnsi="Arial" w:eastAsia="楷体" w:cs="Arial"/>
@@ -618,6 +629,7 @@
         <w:adjustRightInd/>
         <w:snapToGrid/>
         <w:spacing w:beforeAutospacing="0" w:afterAutospacing="0" w:line="0" w:lineRule="atLeast"/>
+        <w:jc w:val="left"/>
         <w:textAlignment w:val="auto"/>
         <w:rPr>
           <w:rFonts w:hint="default" w:ascii="Arial" w:hAnsi="Arial" w:eastAsia="楷体" w:cs="Arial"/>
@@ -667,6 +679,7 @@
         <w:adjustRightInd/>
         <w:snapToGrid/>
         <w:spacing w:beforeAutospacing="0" w:afterAutospacing="0" w:line="0" w:lineRule="atLeast"/>
+        <w:jc w:val="left"/>
         <w:textAlignment w:val="auto"/>
         <w:rPr>
           <w:rFonts w:hint="default" w:ascii="Arial" w:hAnsi="Arial" w:eastAsia="楷体" w:cs="Arial"/>
@@ -716,6 +729,7 @@
         <w:adjustRightInd/>
         <w:snapToGrid/>
         <w:spacing w:beforeAutospacing="0" w:afterAutospacing="0" w:line="0" w:lineRule="atLeast"/>
+        <w:jc w:val="left"/>
         <w:textAlignment w:val="auto"/>
         <w:rPr>
           <w:rFonts w:hint="default" w:ascii="Arial" w:hAnsi="Arial" w:eastAsia="楷体" w:cs="Arial"/>
@@ -765,6 +779,7 @@
         <w:adjustRightInd/>
         <w:snapToGrid/>
         <w:spacing w:beforeAutospacing="0" w:afterAutospacing="0" w:line="0" w:lineRule="atLeast"/>
+        <w:jc w:val="left"/>
         <w:textAlignment w:val="auto"/>
         <w:rPr>
           <w:rFonts w:hint="default" w:ascii="Arial" w:hAnsi="Arial" w:eastAsia="楷体" w:cs="Arial"/>
@@ -814,6 +829,7 @@
         <w:adjustRightInd/>
         <w:snapToGrid/>
         <w:spacing w:beforeAutospacing="0" w:afterAutospacing="0" w:line="0" w:lineRule="atLeast"/>
+        <w:jc w:val="left"/>
         <w:textAlignment w:val="auto"/>
         <w:rPr>
           <w:rFonts w:hint="default" w:ascii="Arial" w:hAnsi="Arial" w:eastAsia="楷体" w:cs="Arial"/>
@@ -863,6 +879,7 @@
         <w:adjustRightInd/>
         <w:snapToGrid/>
         <w:spacing w:beforeAutospacing="0" w:afterAutospacing="0" w:line="0" w:lineRule="atLeast"/>
+        <w:jc w:val="left"/>
         <w:textAlignment w:val="auto"/>
         <w:rPr>
           <w:rFonts w:hint="default" w:ascii="Arial" w:hAnsi="Arial" w:eastAsia="楷体" w:cs="Arial"/>
@@ -912,6 +929,7 @@
         <w:adjustRightInd/>
         <w:snapToGrid/>
         <w:spacing w:beforeAutospacing="0" w:afterAutospacing="0" w:line="0" w:lineRule="atLeast"/>
+        <w:jc w:val="left"/>
         <w:textAlignment w:val="auto"/>
         <w:rPr>
           <w:rFonts w:hint="default" w:ascii="Arial" w:hAnsi="Arial" w:eastAsia="楷体" w:cs="Arial"/>
@@ -961,6 +979,7 @@
         <w:adjustRightInd/>
         <w:snapToGrid/>
         <w:spacing w:beforeAutospacing="0" w:afterAutospacing="0" w:line="0" w:lineRule="atLeast"/>
+        <w:jc w:val="left"/>
         <w:textAlignment w:val="auto"/>
         <w:rPr>
           <w:rFonts w:hint="default" w:ascii="Arial" w:hAnsi="Arial" w:eastAsia="楷体" w:cs="Arial"/>
@@ -1010,6 +1029,7 @@
         <w:adjustRightInd/>
         <w:snapToGrid/>
         <w:spacing w:beforeAutospacing="0" w:afterAutospacing="0" w:line="0" w:lineRule="atLeast"/>
+        <w:jc w:val="left"/>
         <w:textAlignment w:val="auto"/>
         <w:rPr>
           <w:rFonts w:hint="default" w:ascii="Arial" w:hAnsi="Arial" w:eastAsia="楷体" w:cs="Arial"/>
@@ -1059,6 +1079,7 @@
         <w:adjustRightInd/>
         <w:snapToGrid/>
         <w:spacing w:beforeAutospacing="0" w:afterAutospacing="0" w:line="0" w:lineRule="atLeast"/>
+        <w:jc w:val="left"/>
         <w:textAlignment w:val="auto"/>
         <w:rPr>
           <w:rFonts w:hint="default" w:ascii="Arial" w:hAnsi="Arial" w:eastAsia="楷体" w:cs="Arial"/>
@@ -1108,6 +1129,7 @@
         <w:adjustRightInd/>
         <w:snapToGrid/>
         <w:spacing w:beforeAutospacing="0" w:afterAutospacing="0" w:line="0" w:lineRule="atLeast"/>
+        <w:jc w:val="left"/>
         <w:textAlignment w:val="auto"/>
         <w:rPr>
           <w:rFonts w:hint="default" w:ascii="Arial" w:hAnsi="Arial" w:eastAsia="楷体" w:cs="Arial"/>
@@ -1157,6 +1179,7 @@
         <w:adjustRightInd/>
         <w:snapToGrid/>
         <w:spacing w:beforeAutospacing="0" w:afterAutospacing="0" w:line="0" w:lineRule="atLeast"/>
+        <w:jc w:val="left"/>
         <w:textAlignment w:val="auto"/>
         <w:rPr>
           <w:rFonts w:hint="default" w:ascii="Arial" w:hAnsi="Arial" w:eastAsia="楷体" w:cs="Arial"/>
@@ -1206,6 +1229,7 @@
         <w:adjustRightInd/>
         <w:snapToGrid/>
         <w:spacing w:beforeAutospacing="0" w:afterAutospacing="0" w:line="0" w:lineRule="atLeast"/>
+        <w:jc w:val="left"/>
         <w:textAlignment w:val="auto"/>
         <w:rPr>
           <w:rFonts w:hint="default" w:ascii="Arial" w:hAnsi="Arial" w:eastAsia="楷体" w:cs="Arial"/>
@@ -1255,6 +1279,7 @@
         <w:adjustRightInd/>
         <w:snapToGrid/>
         <w:spacing w:beforeAutospacing="0" w:afterAutospacing="0" w:line="0" w:lineRule="atLeast"/>
+        <w:jc w:val="left"/>
         <w:textAlignment w:val="auto"/>
         <w:rPr>
           <w:rFonts w:hint="default" w:ascii="Arial" w:hAnsi="Arial" w:eastAsia="楷体" w:cs="Arial"/>
@@ -1304,6 +1329,7 @@
         <w:adjustRightInd/>
         <w:snapToGrid/>
         <w:spacing w:beforeAutospacing="0" w:afterAutospacing="0" w:line="0" w:lineRule="atLeast"/>
+        <w:jc w:val="left"/>
         <w:textAlignment w:val="auto"/>
         <w:rPr>
           <w:rFonts w:hint="default" w:ascii="Arial" w:hAnsi="Arial" w:eastAsia="楷体" w:cs="Arial"/>
@@ -1353,6 +1379,7 @@
         <w:adjustRightInd/>
         <w:snapToGrid/>
         <w:spacing w:beforeAutospacing="0" w:afterAutospacing="0" w:line="0" w:lineRule="atLeast"/>
+        <w:jc w:val="left"/>
         <w:textAlignment w:val="auto"/>
         <w:rPr>
           <w:rFonts w:hint="default" w:ascii="Arial" w:hAnsi="Arial" w:eastAsia="楷体" w:cs="Arial"/>
@@ -1402,6 +1429,7 @@
         <w:adjustRightInd/>
         <w:snapToGrid/>
         <w:spacing w:beforeAutospacing="0" w:afterAutospacing="0" w:line="0" w:lineRule="atLeast"/>
+        <w:jc w:val="left"/>
         <w:textAlignment w:val="auto"/>
         <w:rPr>
           <w:rFonts w:hint="default" w:ascii="Arial" w:hAnsi="Arial" w:eastAsia="楷体" w:cs="Arial"/>
@@ -1451,6 +1479,7 @@
         <w:adjustRightInd/>
         <w:snapToGrid/>
         <w:spacing w:beforeAutospacing="0" w:afterAutospacing="0" w:line="0" w:lineRule="atLeast"/>
+        <w:jc w:val="left"/>
         <w:textAlignment w:val="auto"/>
         <w:rPr>
           <w:rFonts w:hint="default" w:ascii="Arial" w:hAnsi="Arial" w:eastAsia="楷体" w:cs="Arial"/>
@@ -1500,6 +1529,7 @@
         <w:adjustRightInd/>
         <w:snapToGrid/>
         <w:spacing w:beforeAutospacing="0" w:afterAutospacing="0" w:line="0" w:lineRule="atLeast"/>
+        <w:jc w:val="left"/>
         <w:textAlignment w:val="auto"/>
         <w:rPr>
           <w:rFonts w:hint="default" w:ascii="Arial" w:hAnsi="Arial" w:eastAsia="楷体" w:cs="Arial"/>
@@ -1549,6 +1579,7 @@
         <w:adjustRightInd/>
         <w:snapToGrid/>
         <w:spacing w:beforeAutospacing="0" w:afterAutospacing="0" w:line="0" w:lineRule="atLeast"/>
+        <w:jc w:val="left"/>
         <w:textAlignment w:val="auto"/>
         <w:rPr>
           <w:rFonts w:hint="default" w:ascii="Arial" w:hAnsi="Arial" w:eastAsia="楷体" w:cs="Arial"/>
@@ -1598,6 +1629,7 @@
         <w:adjustRightInd/>
         <w:snapToGrid/>
         <w:spacing w:beforeAutospacing="0" w:afterAutospacing="0" w:line="0" w:lineRule="atLeast"/>
+        <w:jc w:val="left"/>
         <w:textAlignment w:val="auto"/>
         <w:rPr>
           <w:rFonts w:hint="default" w:ascii="Arial" w:hAnsi="Arial" w:eastAsia="楷体" w:cs="Arial"/>
@@ -1647,6 +1679,7 @@
         <w:adjustRightInd/>
         <w:snapToGrid/>
         <w:spacing w:beforeAutospacing="0" w:afterAutospacing="0" w:line="0" w:lineRule="atLeast"/>
+        <w:jc w:val="left"/>
         <w:textAlignment w:val="auto"/>
         <w:rPr>
           <w:rFonts w:hint="default" w:ascii="Arial" w:hAnsi="Arial" w:eastAsia="楷体" w:cs="Arial"/>
@@ -1696,6 +1729,7 @@
         <w:adjustRightInd/>
         <w:snapToGrid/>
         <w:spacing w:beforeAutospacing="0" w:afterAutospacing="0" w:line="0" w:lineRule="atLeast"/>
+        <w:jc w:val="left"/>
         <w:textAlignment w:val="auto"/>
         <w:rPr>
           <w:rFonts w:hint="default" w:ascii="Arial" w:hAnsi="Arial" w:eastAsia="楷体" w:cs="Arial"/>
@@ -1745,38 +1779,40 @@
         <w:adjustRightInd/>
         <w:snapToGrid/>
         <w:spacing w:beforeAutospacing="0" w:afterAutospacing="0" w:line="0" w:lineRule="atLeast"/>
-        <w:textAlignment w:val="auto"/>
-        <w:rPr>
-          <w:rFonts w:hint="default" w:ascii="Arial" w:hAnsi="Arial" w:eastAsia="楷体" w:cs="Arial"/>
-          <w:b w:val="0"/>
-          <w:bCs w:val="0"/>
-          <w:i w:val="0"/>
-          <w:iCs w:val="0"/>
-          <w:caps w:val="0"/>
-          <w:color w:val="FF0000"/>
-          <w:spacing w:val="0"/>
-          <w:sz w:val="18"/>
-          <w:szCs w:val="18"/>
-          <w:shd w:val="clear" w:fill="FFFFFF"/>
-          <w:lang w:val="en-US" w:eastAsia="zh-CN"/>
-        </w:rPr>
-      </w:pPr>
-    </w:p>
-    <w:p>
-      <w:pPr>
-        <w:keepNext w:val="0"/>
-        <w:keepLines w:val="0"/>
-        <w:pageBreakBefore w:val="0"/>
-        <w:kinsoku/>
-        <w:wordWrap/>
-        <w:overflowPunct/>
-        <w:topLinePunct w:val="0"/>
-        <w:autoSpaceDE/>
-        <w:autoSpaceDN/>
-        <w:bidi w:val="0"/>
-        <w:adjustRightInd/>
-        <w:snapToGrid/>
-        <w:spacing w:beforeAutospacing="0" w:afterAutospacing="0" w:line="0" w:lineRule="atLeast"/>
+        <w:jc w:val="left"/>
+        <w:textAlignment w:val="auto"/>
+        <w:rPr>
+          <w:rFonts w:hint="default" w:ascii="Arial" w:hAnsi="Arial" w:eastAsia="楷体" w:cs="Arial"/>
+          <w:b w:val="0"/>
+          <w:bCs w:val="0"/>
+          <w:i w:val="0"/>
+          <w:iCs w:val="0"/>
+          <w:caps w:val="0"/>
+          <w:color w:val="FF0000"/>
+          <w:spacing w:val="0"/>
+          <w:sz w:val="18"/>
+          <w:szCs w:val="18"/>
+          <w:shd w:val="clear" w:fill="FFFFFF"/>
+          <w:lang w:val="en-US" w:eastAsia="zh-CN"/>
+        </w:rPr>
+      </w:pPr>
+    </w:p>
+    <w:p>
+      <w:pPr>
+        <w:keepNext w:val="0"/>
+        <w:keepLines w:val="0"/>
+        <w:pageBreakBefore w:val="0"/>
+        <w:kinsoku/>
+        <w:wordWrap/>
+        <w:overflowPunct/>
+        <w:topLinePunct w:val="0"/>
+        <w:autoSpaceDE/>
+        <w:autoSpaceDN/>
+        <w:bidi w:val="0"/>
+        <w:adjustRightInd/>
+        <w:snapToGrid/>
+        <w:spacing w:beforeAutospacing="0" w:afterAutospacing="0" w:line="0" w:lineRule="atLeast"/>
+        <w:jc w:val="left"/>
         <w:textAlignment w:val="auto"/>
         <w:rPr>
           <w:rFonts w:hint="default" w:ascii="Arial" w:hAnsi="Arial" w:eastAsia="楷体" w:cs="Arial"/>
@@ -1826,6 +1862,7 @@
         <w:adjustRightInd/>
         <w:snapToGrid/>
         <w:spacing w:beforeAutospacing="0" w:afterAutospacing="0" w:line="0" w:lineRule="atLeast"/>
+        <w:jc w:val="left"/>
         <w:textAlignment w:val="auto"/>
         <w:rPr>
           <w:rFonts w:hint="default" w:ascii="Arial" w:hAnsi="Arial" w:eastAsia="楷体" w:cs="Arial"/>
@@ -1875,6 +1912,7 @@
         <w:adjustRightInd/>
         <w:snapToGrid/>
         <w:spacing w:beforeAutospacing="0" w:afterAutospacing="0" w:line="0" w:lineRule="atLeast"/>
+        <w:jc w:val="left"/>
         <w:textAlignment w:val="auto"/>
         <w:rPr>
           <w:rFonts w:hint="default" w:ascii="Arial" w:hAnsi="Arial" w:eastAsia="楷体" w:cs="Arial"/>
@@ -1924,6 +1962,7 @@
         <w:adjustRightInd/>
         <w:snapToGrid/>
         <w:spacing w:beforeAutospacing="0" w:afterAutospacing="0" w:line="0" w:lineRule="atLeast"/>
+        <w:jc w:val="left"/>
         <w:textAlignment w:val="auto"/>
         <w:rPr>
           <w:rFonts w:hint="default" w:ascii="Arial" w:hAnsi="Arial" w:eastAsia="楷体" w:cs="Arial"/>
@@ -1973,38 +2012,40 @@
         <w:adjustRightInd/>
         <w:snapToGrid/>
         <w:spacing w:beforeAutospacing="0" w:afterAutospacing="0" w:line="0" w:lineRule="atLeast"/>
-        <w:textAlignment w:val="auto"/>
-        <w:rPr>
-          <w:rFonts w:hint="default" w:ascii="Arial" w:hAnsi="Arial" w:eastAsia="楷体" w:cs="Arial"/>
-          <w:b w:val="0"/>
-          <w:bCs w:val="0"/>
-          <w:i w:val="0"/>
-          <w:iCs w:val="0"/>
-          <w:caps w:val="0"/>
-          <w:color w:val="FF0000"/>
-          <w:spacing w:val="0"/>
-          <w:sz w:val="18"/>
-          <w:szCs w:val="18"/>
-          <w:shd w:val="clear" w:fill="FFFFFF"/>
-          <w:lang w:val="en-US" w:eastAsia="zh-CN"/>
-        </w:rPr>
-      </w:pPr>
-    </w:p>
-    <w:p>
-      <w:pPr>
-        <w:keepNext w:val="0"/>
-        <w:keepLines w:val="0"/>
-        <w:pageBreakBefore w:val="0"/>
-        <w:kinsoku/>
-        <w:wordWrap/>
-        <w:overflowPunct/>
-        <w:topLinePunct w:val="0"/>
-        <w:autoSpaceDE/>
-        <w:autoSpaceDN/>
-        <w:bidi w:val="0"/>
-        <w:adjustRightInd/>
-        <w:snapToGrid/>
-        <w:spacing w:beforeAutospacing="0" w:afterAutospacing="0" w:line="0" w:lineRule="atLeast"/>
+        <w:jc w:val="left"/>
+        <w:textAlignment w:val="auto"/>
+        <w:rPr>
+          <w:rFonts w:hint="default" w:ascii="Arial" w:hAnsi="Arial" w:eastAsia="楷体" w:cs="Arial"/>
+          <w:b w:val="0"/>
+          <w:bCs w:val="0"/>
+          <w:i w:val="0"/>
+          <w:iCs w:val="0"/>
+          <w:caps w:val="0"/>
+          <w:color w:val="FF0000"/>
+          <w:spacing w:val="0"/>
+          <w:sz w:val="18"/>
+          <w:szCs w:val="18"/>
+          <w:shd w:val="clear" w:fill="FFFFFF"/>
+          <w:lang w:val="en-US" w:eastAsia="zh-CN"/>
+        </w:rPr>
+      </w:pPr>
+    </w:p>
+    <w:p>
+      <w:pPr>
+        <w:keepNext w:val="0"/>
+        <w:keepLines w:val="0"/>
+        <w:pageBreakBefore w:val="0"/>
+        <w:kinsoku/>
+        <w:wordWrap/>
+        <w:overflowPunct/>
+        <w:topLinePunct w:val="0"/>
+        <w:autoSpaceDE/>
+        <w:autoSpaceDN/>
+        <w:bidi w:val="0"/>
+        <w:adjustRightInd/>
+        <w:snapToGrid/>
+        <w:spacing w:beforeAutospacing="0" w:afterAutospacing="0" w:line="0" w:lineRule="atLeast"/>
+        <w:jc w:val="left"/>
         <w:textAlignment w:val="auto"/>
         <w:rPr>
           <w:rFonts w:hint="default" w:ascii="Arial" w:hAnsi="Arial" w:eastAsia="楷体" w:cs="Arial"/>
@@ -2054,6 +2095,7 @@
         <w:adjustRightInd/>
         <w:snapToGrid/>
         <w:spacing w:beforeAutospacing="0" w:afterAutospacing="0" w:line="0" w:lineRule="atLeast"/>
+        <w:jc w:val="left"/>
         <w:textAlignment w:val="auto"/>
         <w:rPr>
           <w:rFonts w:hint="default" w:ascii="Arial" w:hAnsi="Arial" w:eastAsia="楷体" w:cs="Arial"/>
@@ -2103,6 +2145,7 @@
         <w:adjustRightInd/>
         <w:snapToGrid/>
         <w:spacing w:beforeAutospacing="0" w:afterAutospacing="0" w:line="0" w:lineRule="atLeast"/>
+        <w:jc w:val="left"/>
         <w:textAlignment w:val="auto"/>
         <w:rPr>
           <w:rFonts w:hint="default" w:ascii="Arial" w:hAnsi="Arial" w:eastAsia="楷体" w:cs="Arial"/>
@@ -2152,6 +2195,7 @@
         <w:adjustRightInd/>
         <w:snapToGrid/>
         <w:spacing w:beforeAutospacing="0" w:afterAutospacing="0" w:line="0" w:lineRule="atLeast"/>
+        <w:jc w:val="left"/>
         <w:textAlignment w:val="auto"/>
         <w:rPr>
           <w:rFonts w:hint="default" w:ascii="Arial" w:hAnsi="Arial" w:eastAsia="楷体" w:cs="Arial"/>
@@ -2201,6 +2245,7 @@
         <w:adjustRightInd/>
         <w:snapToGrid/>
         <w:spacing w:beforeAutospacing="0" w:afterAutospacing="0" w:line="0" w:lineRule="atLeast"/>
+        <w:jc w:val="left"/>
         <w:textAlignment w:val="auto"/>
         <w:rPr>
           <w:rFonts w:hint="default" w:ascii="Arial" w:hAnsi="Arial" w:eastAsia="楷体" w:cs="Arial"/>
@@ -2250,38 +2295,40 @@
         <w:adjustRightInd/>
         <w:snapToGrid/>
         <w:spacing w:beforeAutospacing="0" w:afterAutospacing="0" w:line="0" w:lineRule="atLeast"/>
-        <w:textAlignment w:val="auto"/>
-        <w:rPr>
-          <w:rFonts w:hint="default" w:ascii="Arial" w:hAnsi="Arial" w:eastAsia="楷体" w:cs="Arial"/>
-          <w:b w:val="0"/>
-          <w:bCs w:val="0"/>
-          <w:i w:val="0"/>
-          <w:iCs w:val="0"/>
-          <w:caps w:val="0"/>
-          <w:color w:val="FF0000"/>
-          <w:spacing w:val="0"/>
-          <w:sz w:val="18"/>
-          <w:szCs w:val="18"/>
-          <w:shd w:val="clear" w:fill="FFFFFF"/>
-          <w:lang w:val="en-US" w:eastAsia="zh-CN"/>
-        </w:rPr>
-      </w:pPr>
-    </w:p>
-    <w:p>
-      <w:pPr>
-        <w:keepNext w:val="0"/>
-        <w:keepLines w:val="0"/>
-        <w:pageBreakBefore w:val="0"/>
-        <w:kinsoku/>
-        <w:wordWrap/>
-        <w:overflowPunct/>
-        <w:topLinePunct w:val="0"/>
-        <w:autoSpaceDE/>
-        <w:autoSpaceDN/>
-        <w:bidi w:val="0"/>
-        <w:adjustRightInd/>
-        <w:snapToGrid/>
-        <w:spacing w:beforeAutospacing="0" w:afterAutospacing="0" w:line="0" w:lineRule="atLeast"/>
+        <w:jc w:val="left"/>
+        <w:textAlignment w:val="auto"/>
+        <w:rPr>
+          <w:rFonts w:hint="default" w:ascii="Arial" w:hAnsi="Arial" w:eastAsia="楷体" w:cs="Arial"/>
+          <w:b w:val="0"/>
+          <w:bCs w:val="0"/>
+          <w:i w:val="0"/>
+          <w:iCs w:val="0"/>
+          <w:caps w:val="0"/>
+          <w:color w:val="FF0000"/>
+          <w:spacing w:val="0"/>
+          <w:sz w:val="18"/>
+          <w:szCs w:val="18"/>
+          <w:shd w:val="clear" w:fill="FFFFFF"/>
+          <w:lang w:val="en-US" w:eastAsia="zh-CN"/>
+        </w:rPr>
+      </w:pPr>
+    </w:p>
+    <w:p>
+      <w:pPr>
+        <w:keepNext w:val="0"/>
+        <w:keepLines w:val="0"/>
+        <w:pageBreakBefore w:val="0"/>
+        <w:kinsoku/>
+        <w:wordWrap/>
+        <w:overflowPunct/>
+        <w:topLinePunct w:val="0"/>
+        <w:autoSpaceDE/>
+        <w:autoSpaceDN/>
+        <w:bidi w:val="0"/>
+        <w:adjustRightInd/>
+        <w:snapToGrid/>
+        <w:spacing w:beforeAutospacing="0" w:afterAutospacing="0" w:line="0" w:lineRule="atLeast"/>
+        <w:jc w:val="left"/>
         <w:textAlignment w:val="auto"/>
         <w:rPr>
           <w:rFonts w:hint="default" w:ascii="Arial" w:hAnsi="Arial" w:eastAsia="楷体" w:cs="Arial"/>
@@ -2331,6 +2378,7 @@
         <w:adjustRightInd/>
         <w:snapToGrid/>
         <w:spacing w:beforeAutospacing="0" w:afterAutospacing="0" w:line="0" w:lineRule="atLeast"/>
+        <w:jc w:val="left"/>
         <w:textAlignment w:val="auto"/>
         <w:rPr>
           <w:rFonts w:hint="default" w:ascii="Arial" w:hAnsi="Arial" w:eastAsia="楷体" w:cs="Arial"/>
@@ -2380,6 +2428,7 @@
         <w:adjustRightInd/>
         <w:snapToGrid/>
         <w:spacing w:beforeAutospacing="0" w:afterAutospacing="0" w:line="0" w:lineRule="atLeast"/>
+        <w:jc w:val="left"/>
         <w:textAlignment w:val="auto"/>
         <w:rPr>
           <w:rFonts w:hint="default" w:ascii="Arial" w:hAnsi="Arial" w:eastAsia="楷体" w:cs="Arial"/>
@@ -2429,6 +2478,7 @@
         <w:adjustRightInd/>
         <w:snapToGrid/>
         <w:spacing w:beforeAutospacing="0" w:afterAutospacing="0" w:line="0" w:lineRule="atLeast"/>
+        <w:jc w:val="left"/>
         <w:textAlignment w:val="auto"/>
         <w:rPr>
           <w:rFonts w:hint="default" w:ascii="Arial" w:hAnsi="Arial" w:eastAsia="楷体" w:cs="Arial"/>
@@ -2478,6 +2528,7 @@
         <w:adjustRightInd/>
         <w:snapToGrid/>
         <w:spacing w:beforeAutospacing="0" w:afterAutospacing="0" w:line="0" w:lineRule="atLeast"/>
+        <w:jc w:val="left"/>
         <w:textAlignment w:val="auto"/>
         <w:rPr>
           <w:rFonts w:hint="default" w:ascii="Arial" w:hAnsi="Arial" w:eastAsia="楷体" w:cs="Arial"/>
@@ -2527,38 +2578,40 @@
         <w:adjustRightInd/>
         <w:snapToGrid/>
         <w:spacing w:beforeAutospacing="0" w:afterAutospacing="0" w:line="0" w:lineRule="atLeast"/>
-        <w:textAlignment w:val="auto"/>
-        <w:rPr>
-          <w:rFonts w:hint="default" w:ascii="Arial" w:hAnsi="Arial" w:eastAsia="楷体" w:cs="Arial"/>
-          <w:b w:val="0"/>
-          <w:bCs w:val="0"/>
-          <w:i w:val="0"/>
-          <w:iCs w:val="0"/>
-          <w:caps w:val="0"/>
-          <w:color w:val="FF0000"/>
-          <w:spacing w:val="0"/>
-          <w:sz w:val="18"/>
-          <w:szCs w:val="18"/>
-          <w:shd w:val="clear" w:fill="FFFFFF"/>
-          <w:lang w:val="en-US" w:eastAsia="zh-CN"/>
-        </w:rPr>
-      </w:pPr>
-    </w:p>
-    <w:p>
-      <w:pPr>
-        <w:keepNext w:val="0"/>
-        <w:keepLines w:val="0"/>
-        <w:pageBreakBefore w:val="0"/>
-        <w:kinsoku/>
-        <w:wordWrap/>
-        <w:overflowPunct/>
-        <w:topLinePunct w:val="0"/>
-        <w:autoSpaceDE/>
-        <w:autoSpaceDN/>
-        <w:bidi w:val="0"/>
-        <w:adjustRightInd/>
-        <w:snapToGrid/>
-        <w:spacing w:beforeAutospacing="0" w:afterAutospacing="0" w:line="0" w:lineRule="atLeast"/>
+        <w:jc w:val="left"/>
+        <w:textAlignment w:val="auto"/>
+        <w:rPr>
+          <w:rFonts w:hint="default" w:ascii="Arial" w:hAnsi="Arial" w:eastAsia="楷体" w:cs="Arial"/>
+          <w:b w:val="0"/>
+          <w:bCs w:val="0"/>
+          <w:i w:val="0"/>
+          <w:iCs w:val="0"/>
+          <w:caps w:val="0"/>
+          <w:color w:val="FF0000"/>
+          <w:spacing w:val="0"/>
+          <w:sz w:val="18"/>
+          <w:szCs w:val="18"/>
+          <w:shd w:val="clear" w:fill="FFFFFF"/>
+          <w:lang w:val="en-US" w:eastAsia="zh-CN"/>
+        </w:rPr>
+      </w:pPr>
+    </w:p>
+    <w:p>
+      <w:pPr>
+        <w:keepNext w:val="0"/>
+        <w:keepLines w:val="0"/>
+        <w:pageBreakBefore w:val="0"/>
+        <w:kinsoku/>
+        <w:wordWrap/>
+        <w:overflowPunct/>
+        <w:topLinePunct w:val="0"/>
+        <w:autoSpaceDE/>
+        <w:autoSpaceDN/>
+        <w:bidi w:val="0"/>
+        <w:adjustRightInd/>
+        <w:snapToGrid/>
+        <w:spacing w:beforeAutospacing="0" w:afterAutospacing="0" w:line="0" w:lineRule="atLeast"/>
+        <w:jc w:val="left"/>
         <w:textAlignment w:val="auto"/>
         <w:rPr>
           <w:rFonts w:hint="default" w:ascii="Arial" w:hAnsi="Arial" w:eastAsia="楷体" w:cs="Arial"/>
@@ -2608,6 +2661,7 @@
         <w:adjustRightInd/>
         <w:snapToGrid/>
         <w:spacing w:beforeAutospacing="0" w:afterAutospacing="0" w:line="0" w:lineRule="atLeast"/>
+        <w:jc w:val="left"/>
         <w:textAlignment w:val="auto"/>
         <w:rPr>
           <w:rFonts w:hint="default" w:ascii="Arial" w:hAnsi="Arial" w:eastAsia="楷体" w:cs="Arial"/>
@@ -2657,6 +2711,7 @@
         <w:adjustRightInd/>
         <w:snapToGrid/>
         <w:spacing w:beforeAutospacing="0" w:afterAutospacing="0" w:line="0" w:lineRule="atLeast"/>
+        <w:jc w:val="left"/>
         <w:textAlignment w:val="auto"/>
         <w:rPr>
           <w:rFonts w:hint="default" w:ascii="Arial" w:hAnsi="Arial" w:eastAsia="楷体" w:cs="Arial"/>
@@ -2706,6 +2761,7 @@
         <w:adjustRightInd/>
         <w:snapToGrid/>
         <w:spacing w:beforeAutospacing="0" w:afterAutospacing="0" w:line="0" w:lineRule="atLeast"/>
+        <w:jc w:val="left"/>
         <w:textAlignment w:val="auto"/>
         <w:rPr>
           <w:rFonts w:hint="default" w:ascii="Arial" w:hAnsi="Arial" w:eastAsia="楷体" w:cs="Arial"/>
@@ -2755,38 +2811,40 @@
         <w:adjustRightInd/>
         <w:snapToGrid/>
         <w:spacing w:beforeAutospacing="0" w:afterAutospacing="0" w:line="0" w:lineRule="atLeast"/>
-        <w:textAlignment w:val="auto"/>
-        <w:rPr>
-          <w:rFonts w:hint="default" w:ascii="Arial" w:hAnsi="Arial" w:eastAsia="楷体" w:cs="Arial"/>
-          <w:b w:val="0"/>
-          <w:bCs w:val="0"/>
-          <w:i w:val="0"/>
-          <w:iCs w:val="0"/>
-          <w:caps w:val="0"/>
-          <w:color w:val="FF0000"/>
-          <w:spacing w:val="0"/>
-          <w:sz w:val="18"/>
-          <w:szCs w:val="18"/>
-          <w:shd w:val="clear" w:fill="FFFFFF"/>
-          <w:lang w:val="en-US" w:eastAsia="zh-CN"/>
-        </w:rPr>
-      </w:pPr>
-    </w:p>
-    <w:p>
-      <w:pPr>
-        <w:keepNext w:val="0"/>
-        <w:keepLines w:val="0"/>
-        <w:pageBreakBefore w:val="0"/>
-        <w:kinsoku/>
-        <w:wordWrap/>
-        <w:overflowPunct/>
-        <w:topLinePunct w:val="0"/>
-        <w:autoSpaceDE/>
-        <w:autoSpaceDN/>
-        <w:bidi w:val="0"/>
-        <w:adjustRightInd/>
-        <w:snapToGrid/>
-        <w:spacing w:beforeAutospacing="0" w:afterAutospacing="0" w:line="0" w:lineRule="atLeast"/>
+        <w:jc w:val="left"/>
+        <w:textAlignment w:val="auto"/>
+        <w:rPr>
+          <w:rFonts w:hint="default" w:ascii="Arial" w:hAnsi="Arial" w:eastAsia="楷体" w:cs="Arial"/>
+          <w:b w:val="0"/>
+          <w:bCs w:val="0"/>
+          <w:i w:val="0"/>
+          <w:iCs w:val="0"/>
+          <w:caps w:val="0"/>
+          <w:color w:val="FF0000"/>
+          <w:spacing w:val="0"/>
+          <w:sz w:val="18"/>
+          <w:szCs w:val="18"/>
+          <w:shd w:val="clear" w:fill="FFFFFF"/>
+          <w:lang w:val="en-US" w:eastAsia="zh-CN"/>
+        </w:rPr>
+      </w:pPr>
+    </w:p>
+    <w:p>
+      <w:pPr>
+        <w:keepNext w:val="0"/>
+        <w:keepLines w:val="0"/>
+        <w:pageBreakBefore w:val="0"/>
+        <w:kinsoku/>
+        <w:wordWrap/>
+        <w:overflowPunct/>
+        <w:topLinePunct w:val="0"/>
+        <w:autoSpaceDE/>
+        <w:autoSpaceDN/>
+        <w:bidi w:val="0"/>
+        <w:adjustRightInd/>
+        <w:snapToGrid/>
+        <w:spacing w:beforeAutospacing="0" w:afterAutospacing="0" w:line="0" w:lineRule="atLeast"/>
+        <w:jc w:val="left"/>
         <w:textAlignment w:val="auto"/>
         <w:rPr>
           <w:rFonts w:hint="default" w:ascii="Arial" w:hAnsi="Arial" w:eastAsia="楷体" w:cs="Arial"/>
@@ -2836,6 +2894,7 @@
         <w:adjustRightInd/>
         <w:snapToGrid/>
         <w:spacing w:beforeAutospacing="0" w:afterAutospacing="0" w:line="0" w:lineRule="atLeast"/>
+        <w:jc w:val="left"/>
         <w:textAlignment w:val="auto"/>
         <w:rPr>
           <w:rFonts w:hint="default" w:ascii="Arial" w:hAnsi="Arial" w:eastAsia="楷体" w:cs="Arial"/>
@@ -2885,6 +2944,7 @@
         <w:adjustRightInd/>
         <w:snapToGrid/>
         <w:spacing w:beforeAutospacing="0" w:afterAutospacing="0" w:line="0" w:lineRule="atLeast"/>
+        <w:jc w:val="left"/>
         <w:textAlignment w:val="auto"/>
         <w:rPr>
           <w:rFonts w:hint="default" w:ascii="Arial" w:hAnsi="Arial" w:eastAsia="楷体" w:cs="Arial"/>
@@ -2934,6 +2994,7 @@
         <w:adjustRightInd/>
         <w:snapToGrid/>
         <w:spacing w:beforeAutospacing="0" w:afterAutospacing="0" w:line="0" w:lineRule="atLeast"/>
+        <w:jc w:val="left"/>
         <w:textAlignment w:val="auto"/>
         <w:rPr>
           <w:rFonts w:hint="default" w:ascii="Arial" w:hAnsi="Arial" w:eastAsia="楷体" w:cs="Arial"/>
@@ -2983,6 +3044,7 @@
         <w:adjustRightInd/>
         <w:snapToGrid/>
         <w:spacing w:beforeAutospacing="0" w:afterAutospacing="0" w:line="0" w:lineRule="atLeast"/>
+        <w:jc w:val="left"/>
         <w:textAlignment w:val="auto"/>
         <w:rPr>
           <w:rFonts w:hint="default" w:ascii="Arial" w:hAnsi="Arial" w:eastAsia="楷体" w:cs="Arial"/>
@@ -3032,6 +3094,7 @@
         <w:adjustRightInd/>
         <w:snapToGrid/>
         <w:spacing w:beforeAutospacing="0" w:afterAutospacing="0" w:line="0" w:lineRule="atLeast"/>
+        <w:jc w:val="left"/>
         <w:textAlignment w:val="auto"/>
         <w:rPr>
           <w:rFonts w:hint="default" w:ascii="Arial" w:hAnsi="Arial" w:eastAsia="楷体" w:cs="Arial"/>
@@ -3081,6 +3144,7 @@
         <w:adjustRightInd/>
         <w:snapToGrid/>
         <w:spacing w:beforeAutospacing="0" w:afterAutospacing="0" w:line="0" w:lineRule="atLeast"/>
+        <w:jc w:val="left"/>
         <w:textAlignment w:val="auto"/>
         <w:rPr>
           <w:rFonts w:hint="default" w:ascii="Arial" w:hAnsi="Arial" w:eastAsia="楷体" w:cs="Arial"/>
@@ -3130,6 +3194,7 @@
         <w:adjustRightInd/>
         <w:snapToGrid/>
         <w:spacing w:beforeAutospacing="0" w:afterAutospacing="0" w:line="0" w:lineRule="atLeast"/>
+        <w:jc w:val="left"/>
         <w:textAlignment w:val="auto"/>
         <w:rPr>
           <w:rFonts w:hint="default" w:ascii="Arial" w:hAnsi="Arial" w:eastAsia="楷体" w:cs="Arial"/>
@@ -3179,6 +3244,7 @@
         <w:adjustRightInd/>
         <w:snapToGrid/>
         <w:spacing w:beforeAutospacing="0" w:afterAutospacing="0" w:line="0" w:lineRule="atLeast"/>
+        <w:jc w:val="left"/>
         <w:textAlignment w:val="auto"/>
         <w:rPr>
           <w:rFonts w:hint="default" w:ascii="Arial" w:hAnsi="Arial" w:eastAsia="楷体" w:cs="Arial"/>
@@ -3228,6 +3294,7 @@
         <w:adjustRightInd/>
         <w:snapToGrid/>
         <w:spacing w:beforeAutospacing="0" w:afterAutospacing="0" w:line="0" w:lineRule="atLeast"/>
+        <w:jc w:val="left"/>
         <w:textAlignment w:val="auto"/>
         <w:rPr>
           <w:rFonts w:hint="default" w:ascii="Arial" w:hAnsi="Arial" w:eastAsia="楷体" w:cs="Arial"/>
@@ -3277,6 +3344,7 @@
         <w:adjustRightInd/>
         <w:snapToGrid/>
         <w:spacing w:beforeAutospacing="0" w:afterAutospacing="0" w:line="0" w:lineRule="atLeast"/>
+        <w:jc w:val="left"/>
         <w:textAlignment w:val="auto"/>
         <w:rPr>
           <w:rFonts w:hint="default" w:ascii="Arial" w:hAnsi="Arial" w:eastAsia="楷体" w:cs="Arial"/>
@@ -3326,38 +3394,40 @@
         <w:adjustRightInd/>
         <w:snapToGrid/>
         <w:spacing w:beforeAutospacing="0" w:afterAutospacing="0" w:line="0" w:lineRule="atLeast"/>
-        <w:textAlignment w:val="auto"/>
-        <w:rPr>
-          <w:rFonts w:hint="default" w:ascii="Arial" w:hAnsi="Arial" w:eastAsia="楷体" w:cs="Arial"/>
-          <w:b w:val="0"/>
-          <w:bCs w:val="0"/>
-          <w:i w:val="0"/>
-          <w:iCs w:val="0"/>
-          <w:caps w:val="0"/>
-          <w:color w:val="FF0000"/>
-          <w:spacing w:val="0"/>
-          <w:sz w:val="18"/>
-          <w:szCs w:val="18"/>
-          <w:shd w:val="clear" w:fill="FFFFFF"/>
-          <w:lang w:val="en-US" w:eastAsia="zh-CN"/>
-        </w:rPr>
-      </w:pPr>
-    </w:p>
-    <w:p>
-      <w:pPr>
-        <w:keepNext w:val="0"/>
-        <w:keepLines w:val="0"/>
-        <w:pageBreakBefore w:val="0"/>
-        <w:kinsoku/>
-        <w:wordWrap/>
-        <w:overflowPunct/>
-        <w:topLinePunct w:val="0"/>
-        <w:autoSpaceDE/>
-        <w:autoSpaceDN/>
-        <w:bidi w:val="0"/>
-        <w:adjustRightInd/>
-        <w:snapToGrid/>
-        <w:spacing w:beforeAutospacing="0" w:afterAutospacing="0" w:line="0" w:lineRule="atLeast"/>
+        <w:jc w:val="left"/>
+        <w:textAlignment w:val="auto"/>
+        <w:rPr>
+          <w:rFonts w:hint="default" w:ascii="Arial" w:hAnsi="Arial" w:eastAsia="楷体" w:cs="Arial"/>
+          <w:b w:val="0"/>
+          <w:bCs w:val="0"/>
+          <w:i w:val="0"/>
+          <w:iCs w:val="0"/>
+          <w:caps w:val="0"/>
+          <w:color w:val="FF0000"/>
+          <w:spacing w:val="0"/>
+          <w:sz w:val="18"/>
+          <w:szCs w:val="18"/>
+          <w:shd w:val="clear" w:fill="FFFFFF"/>
+          <w:lang w:val="en-US" w:eastAsia="zh-CN"/>
+        </w:rPr>
+      </w:pPr>
+    </w:p>
+    <w:p>
+      <w:pPr>
+        <w:keepNext w:val="0"/>
+        <w:keepLines w:val="0"/>
+        <w:pageBreakBefore w:val="0"/>
+        <w:kinsoku/>
+        <w:wordWrap/>
+        <w:overflowPunct/>
+        <w:topLinePunct w:val="0"/>
+        <w:autoSpaceDE/>
+        <w:autoSpaceDN/>
+        <w:bidi w:val="0"/>
+        <w:adjustRightInd/>
+        <w:snapToGrid/>
+        <w:spacing w:beforeAutospacing="0" w:afterAutospacing="0" w:line="0" w:lineRule="atLeast"/>
+        <w:jc w:val="left"/>
         <w:textAlignment w:val="auto"/>
         <w:rPr>
           <w:rFonts w:hint="default" w:ascii="Arial" w:hAnsi="Arial" w:eastAsia="楷体" w:cs="Arial"/>
@@ -3407,6 +3477,7 @@
         <w:adjustRightInd/>
         <w:snapToGrid/>
         <w:spacing w:beforeAutospacing="0" w:afterAutospacing="0" w:line="0" w:lineRule="atLeast"/>
+        <w:jc w:val="left"/>
         <w:textAlignment w:val="auto"/>
         <w:rPr>
           <w:rFonts w:hint="default" w:ascii="Arial" w:hAnsi="Arial" w:eastAsia="楷体" w:cs="Arial"/>
@@ -3456,6 +3527,7 @@
         <w:adjustRightInd/>
         <w:snapToGrid/>
         <w:spacing w:beforeAutospacing="0" w:afterAutospacing="0" w:line="0" w:lineRule="atLeast"/>
+        <w:jc w:val="left"/>
         <w:textAlignment w:val="auto"/>
         <w:rPr>
           <w:rFonts w:hint="default" w:ascii="Arial" w:hAnsi="Arial" w:eastAsia="楷体" w:cs="Arial"/>
@@ -3505,6 +3577,7 @@
         <w:adjustRightInd/>
         <w:snapToGrid/>
         <w:spacing w:beforeAutospacing="0" w:afterAutospacing="0" w:line="0" w:lineRule="atLeast"/>
+        <w:jc w:val="left"/>
         <w:textAlignment w:val="auto"/>
         <w:rPr>
           <w:rFonts w:hint="default" w:ascii="Arial" w:hAnsi="Arial" w:eastAsia="楷体" w:cs="Arial"/>
@@ -3554,6 +3627,7 @@
         <w:adjustRightInd/>
         <w:snapToGrid/>
         <w:spacing w:beforeAutospacing="0" w:afterAutospacing="0" w:line="0" w:lineRule="atLeast"/>
+        <w:jc w:val="left"/>
         <w:textAlignment w:val="auto"/>
         <w:rPr>
           <w:rFonts w:hint="default" w:ascii="Arial" w:hAnsi="Arial" w:eastAsia="楷体" w:cs="Arial"/>
@@ -3603,6 +3677,7 @@
         <w:adjustRightInd/>
         <w:snapToGrid/>
         <w:spacing w:beforeAutospacing="0" w:afterAutospacing="0" w:line="0" w:lineRule="atLeast"/>
+        <w:jc w:val="left"/>
         <w:textAlignment w:val="auto"/>
         <w:rPr>
           <w:rFonts w:hint="default" w:ascii="Arial" w:hAnsi="Arial" w:eastAsia="楷体" w:cs="Arial"/>
@@ -3652,6 +3727,7 @@
         <w:adjustRightInd/>
         <w:snapToGrid/>
         <w:spacing w:beforeAutospacing="0" w:afterAutospacing="0" w:line="0" w:lineRule="atLeast"/>
+        <w:jc w:val="left"/>
         <w:textAlignment w:val="auto"/>
         <w:rPr>
           <w:rFonts w:hint="default" w:ascii="Arial" w:hAnsi="Arial" w:eastAsia="楷体" w:cs="Arial"/>
@@ -3701,6 +3777,7 @@
         <w:adjustRightInd/>
         <w:snapToGrid/>
         <w:spacing w:beforeAutospacing="0" w:afterAutospacing="0" w:line="0" w:lineRule="atLeast"/>
+        <w:jc w:val="left"/>
         <w:textAlignment w:val="auto"/>
         <w:rPr>
           <w:rFonts w:hint="default" w:ascii="Arial" w:hAnsi="Arial" w:eastAsia="楷体" w:cs="Arial"/>
@@ -3750,6 +3827,7 @@
         <w:adjustRightInd/>
         <w:snapToGrid/>
         <w:spacing w:beforeAutospacing="0" w:afterAutospacing="0" w:line="0" w:lineRule="atLeast"/>
+        <w:jc w:val="left"/>
         <w:textAlignment w:val="auto"/>
         <w:rPr>
           <w:rFonts w:hint="default" w:ascii="Arial" w:hAnsi="Arial" w:eastAsia="楷体" w:cs="Arial"/>
@@ -3799,6 +3877,7 @@
         <w:adjustRightInd/>
         <w:snapToGrid/>
         <w:spacing w:beforeAutospacing="0" w:afterAutospacing="0" w:line="0" w:lineRule="atLeast"/>
+        <w:jc w:val="left"/>
         <w:textAlignment w:val="auto"/>
         <w:rPr>
           <w:rFonts w:hint="default" w:ascii="Arial" w:hAnsi="Arial" w:eastAsia="楷体" w:cs="Arial"/>
@@ -3848,38 +3927,40 @@
         <w:adjustRightInd/>
         <w:snapToGrid/>
         <w:spacing w:beforeAutospacing="0" w:afterAutospacing="0" w:line="0" w:lineRule="atLeast"/>
-        <w:textAlignment w:val="auto"/>
-        <w:rPr>
-          <w:rFonts w:hint="default" w:ascii="Arial" w:hAnsi="Arial" w:eastAsia="楷体" w:cs="Arial"/>
-          <w:b w:val="0"/>
-          <w:bCs w:val="0"/>
-          <w:i w:val="0"/>
-          <w:iCs w:val="0"/>
-          <w:caps w:val="0"/>
-          <w:color w:val="FF0000"/>
-          <w:spacing w:val="0"/>
-          <w:sz w:val="18"/>
-          <w:szCs w:val="18"/>
-          <w:shd w:val="clear" w:fill="FFFFFF"/>
-          <w:lang w:val="en-US" w:eastAsia="zh-CN"/>
-        </w:rPr>
-      </w:pPr>
-    </w:p>
-    <w:p>
-      <w:pPr>
-        <w:keepNext w:val="0"/>
-        <w:keepLines w:val="0"/>
-        <w:pageBreakBefore w:val="0"/>
-        <w:kinsoku/>
-        <w:wordWrap/>
-        <w:overflowPunct/>
-        <w:topLinePunct w:val="0"/>
-        <w:autoSpaceDE/>
-        <w:autoSpaceDN/>
-        <w:bidi w:val="0"/>
-        <w:adjustRightInd/>
-        <w:snapToGrid/>
-        <w:spacing w:beforeAutospacing="0" w:afterAutospacing="0" w:line="0" w:lineRule="atLeast"/>
+        <w:jc w:val="left"/>
+        <w:textAlignment w:val="auto"/>
+        <w:rPr>
+          <w:rFonts w:hint="default" w:ascii="Arial" w:hAnsi="Arial" w:eastAsia="楷体" w:cs="Arial"/>
+          <w:b w:val="0"/>
+          <w:bCs w:val="0"/>
+          <w:i w:val="0"/>
+          <w:iCs w:val="0"/>
+          <w:caps w:val="0"/>
+          <w:color w:val="FF0000"/>
+          <w:spacing w:val="0"/>
+          <w:sz w:val="18"/>
+          <w:szCs w:val="18"/>
+          <w:shd w:val="clear" w:fill="FFFFFF"/>
+          <w:lang w:val="en-US" w:eastAsia="zh-CN"/>
+        </w:rPr>
+      </w:pPr>
+    </w:p>
+    <w:p>
+      <w:pPr>
+        <w:keepNext w:val="0"/>
+        <w:keepLines w:val="0"/>
+        <w:pageBreakBefore w:val="0"/>
+        <w:kinsoku/>
+        <w:wordWrap/>
+        <w:overflowPunct/>
+        <w:topLinePunct w:val="0"/>
+        <w:autoSpaceDE/>
+        <w:autoSpaceDN/>
+        <w:bidi w:val="0"/>
+        <w:adjustRightInd/>
+        <w:snapToGrid/>
+        <w:spacing w:beforeAutospacing="0" w:afterAutospacing="0" w:line="0" w:lineRule="atLeast"/>
+        <w:jc w:val="left"/>
         <w:textAlignment w:val="auto"/>
         <w:rPr>
           <w:rFonts w:hint="default" w:ascii="Arial" w:hAnsi="Arial" w:eastAsia="楷体" w:cs="Arial"/>
@@ -3929,6 +4010,7 @@
         <w:adjustRightInd/>
         <w:snapToGrid/>
         <w:spacing w:beforeAutospacing="0" w:afterAutospacing="0" w:line="0" w:lineRule="atLeast"/>
+        <w:jc w:val="left"/>
         <w:textAlignment w:val="auto"/>
         <w:rPr>
           <w:rFonts w:hint="default" w:ascii="Arial" w:hAnsi="Arial" w:eastAsia="楷体" w:cs="Arial"/>
@@ -3978,6 +4060,7 @@
         <w:adjustRightInd/>
         <w:snapToGrid/>
         <w:spacing w:beforeAutospacing="0" w:afterAutospacing="0" w:line="0" w:lineRule="atLeast"/>
+        <w:jc w:val="left"/>
         <w:textAlignment w:val="auto"/>
         <w:rPr>
           <w:rFonts w:hint="default" w:ascii="Arial" w:hAnsi="Arial" w:eastAsia="楷体" w:cs="Arial"/>
@@ -4027,6 +4110,7 @@
         <w:adjustRightInd/>
         <w:snapToGrid/>
         <w:spacing w:beforeAutospacing="0" w:afterAutospacing="0" w:line="0" w:lineRule="atLeast"/>
+        <w:jc w:val="left"/>
         <w:textAlignment w:val="auto"/>
         <w:rPr>
           <w:rFonts w:hint="default" w:ascii="Arial" w:hAnsi="Arial" w:eastAsia="楷体" w:cs="Arial"/>
@@ -4076,6 +4160,7 @@
         <w:adjustRightInd/>
         <w:snapToGrid/>
         <w:spacing w:beforeAutospacing="0" w:afterAutospacing="0" w:line="0" w:lineRule="atLeast"/>
+        <w:jc w:val="left"/>
         <w:textAlignment w:val="auto"/>
         <w:rPr>
           <w:rFonts w:hint="default" w:ascii="Arial" w:hAnsi="Arial" w:eastAsia="楷体" w:cs="Arial"/>
@@ -4125,6 +4210,7 @@
         <w:adjustRightInd/>
         <w:snapToGrid/>
         <w:spacing w:beforeAutospacing="0" w:afterAutospacing="0" w:line="0" w:lineRule="atLeast"/>
+        <w:jc w:val="left"/>
         <w:textAlignment w:val="auto"/>
         <w:rPr>
           <w:rFonts w:hint="default" w:ascii="Arial" w:hAnsi="Arial" w:eastAsia="楷体" w:cs="Arial"/>
@@ -4174,6 +4260,7 @@
         <w:adjustRightInd/>
         <w:snapToGrid/>
         <w:spacing w:beforeAutospacing="0" w:afterAutospacing="0" w:line="0" w:lineRule="atLeast"/>
+        <w:jc w:val="left"/>
         <w:textAlignment w:val="auto"/>
         <w:rPr>
           <w:rFonts w:hint="default" w:ascii="Arial" w:hAnsi="Arial" w:eastAsia="楷体" w:cs="Arial"/>
@@ -4223,6 +4310,7 @@
         <w:adjustRightInd/>
         <w:snapToGrid/>
         <w:spacing w:beforeAutospacing="0" w:afterAutospacing="0" w:line="0" w:lineRule="atLeast"/>
+        <w:jc w:val="left"/>
         <w:textAlignment w:val="auto"/>
         <w:rPr>
           <w:rFonts w:hint="default" w:ascii="Arial" w:hAnsi="Arial" w:eastAsia="楷体" w:cs="Arial"/>
@@ -4272,6 +4360,7 @@
         <w:adjustRightInd/>
         <w:snapToGrid/>
         <w:spacing w:beforeAutospacing="0" w:afterAutospacing="0" w:line="0" w:lineRule="atLeast"/>
+        <w:jc w:val="left"/>
         <w:textAlignment w:val="auto"/>
         <w:rPr>
           <w:rFonts w:hint="default" w:ascii="Arial" w:hAnsi="Arial" w:eastAsia="楷体" w:cs="Arial"/>
@@ -4321,6 +4410,7 @@
         <w:adjustRightInd/>
         <w:snapToGrid/>
         <w:spacing w:beforeAutospacing="0" w:afterAutospacing="0" w:line="0" w:lineRule="atLeast"/>
+        <w:jc w:val="left"/>
         <w:textAlignment w:val="auto"/>
         <w:rPr>
           <w:rFonts w:hint="default" w:ascii="Arial" w:hAnsi="Arial" w:eastAsia="楷体" w:cs="Arial"/>
@@ -4370,6 +4460,7 @@
         <w:adjustRightInd/>
         <w:snapToGrid/>
         <w:spacing w:beforeAutospacing="0" w:afterAutospacing="0" w:line="0" w:lineRule="atLeast"/>
+        <w:jc w:val="left"/>
         <w:textAlignment w:val="auto"/>
         <w:rPr>
           <w:rFonts w:hint="default" w:ascii="Arial" w:hAnsi="Arial" w:eastAsia="楷体" w:cs="Arial"/>
@@ -4419,6 +4510,7 @@
         <w:adjustRightInd/>
         <w:snapToGrid/>
         <w:spacing w:beforeAutospacing="0" w:afterAutospacing="0" w:line="0" w:lineRule="atLeast"/>
+        <w:jc w:val="left"/>
         <w:textAlignment w:val="auto"/>
         <w:rPr>
           <w:rFonts w:hint="default" w:ascii="Arial" w:hAnsi="Arial" w:eastAsia="楷体" w:cs="Arial"/>
@@ -4468,6 +4560,7 @@
         <w:adjustRightInd/>
         <w:snapToGrid/>
         <w:spacing w:beforeAutospacing="0" w:afterAutospacing="0" w:line="0" w:lineRule="atLeast"/>
+        <w:jc w:val="left"/>
         <w:textAlignment w:val="auto"/>
         <w:rPr>
           <w:rFonts w:hint="default" w:ascii="Arial" w:hAnsi="Arial" w:eastAsia="楷体" w:cs="Arial"/>
@@ -4517,6 +4610,7 @@
         <w:adjustRightInd/>
         <w:snapToGrid/>
         <w:spacing w:beforeAutospacing="0" w:afterAutospacing="0" w:line="0" w:lineRule="atLeast"/>
+        <w:jc w:val="left"/>
         <w:textAlignment w:val="auto"/>
         <w:rPr>
           <w:rFonts w:hint="default" w:ascii="Arial" w:hAnsi="Arial" w:eastAsia="楷体" w:cs="Arial"/>
@@ -4566,6 +4660,7 @@
         <w:adjustRightInd/>
         <w:snapToGrid/>
         <w:spacing w:beforeAutospacing="0" w:afterAutospacing="0" w:line="0" w:lineRule="atLeast"/>
+        <w:jc w:val="left"/>
         <w:textAlignment w:val="auto"/>
         <w:rPr>
           <w:rFonts w:hint="default" w:ascii="Arial" w:hAnsi="Arial" w:eastAsia="楷体" w:cs="Arial"/>
@@ -4615,6 +4710,7 @@
         <w:adjustRightInd/>
         <w:snapToGrid/>
         <w:spacing w:beforeAutospacing="0" w:afterAutospacing="0" w:line="0" w:lineRule="atLeast"/>
+        <w:jc w:val="left"/>
         <w:textAlignment w:val="auto"/>
         <w:rPr>
           <w:rFonts w:hint="default" w:ascii="Arial" w:hAnsi="Arial" w:eastAsia="楷体" w:cs="Arial"/>
@@ -4664,6 +4760,7 @@
         <w:adjustRightInd/>
         <w:snapToGrid/>
         <w:spacing w:beforeAutospacing="0" w:afterAutospacing="0" w:line="0" w:lineRule="atLeast"/>
+        <w:jc w:val="left"/>
         <w:textAlignment w:val="auto"/>
         <w:rPr>
           <w:rFonts w:hint="default" w:ascii="Arial" w:hAnsi="Arial" w:eastAsia="楷体" w:cs="Arial"/>
@@ -4713,6 +4810,7 @@
         <w:adjustRightInd/>
         <w:snapToGrid/>
         <w:spacing w:beforeAutospacing="0" w:afterAutospacing="0" w:line="0" w:lineRule="atLeast"/>
+        <w:jc w:val="left"/>
         <w:textAlignment w:val="auto"/>
         <w:rPr>
           <w:rFonts w:hint="default" w:ascii="Arial" w:hAnsi="Arial" w:eastAsia="楷体" w:cs="Arial"/>
@@ -4762,6 +4860,7 @@
         <w:adjustRightInd/>
         <w:snapToGrid/>
         <w:spacing w:beforeAutospacing="0" w:afterAutospacing="0" w:line="0" w:lineRule="atLeast"/>
+        <w:jc w:val="left"/>
         <w:textAlignment w:val="auto"/>
         <w:rPr>
           <w:rFonts w:hint="default" w:ascii="Arial" w:hAnsi="Arial" w:eastAsia="楷体" w:cs="Arial"/>
@@ -4811,6 +4910,7 @@
         <w:adjustRightInd/>
         <w:snapToGrid/>
         <w:spacing w:beforeAutospacing="0" w:afterAutospacing="0" w:line="0" w:lineRule="atLeast"/>
+        <w:jc w:val="left"/>
         <w:textAlignment w:val="auto"/>
         <w:rPr>
           <w:rFonts w:hint="default" w:ascii="Arial" w:hAnsi="Arial" w:eastAsia="楷体" w:cs="Arial"/>
@@ -4860,6 +4960,7 @@
         <w:adjustRightInd/>
         <w:snapToGrid/>
         <w:spacing w:beforeAutospacing="0" w:afterAutospacing="0" w:line="0" w:lineRule="atLeast"/>
+        <w:jc w:val="left"/>
         <w:textAlignment w:val="auto"/>
         <w:rPr>
           <w:rFonts w:hint="default" w:ascii="Arial" w:hAnsi="Arial" w:eastAsia="楷体" w:cs="Arial"/>
@@ -4909,6 +5010,7 @@
         <w:adjustRightInd/>
         <w:snapToGrid/>
         <w:spacing w:beforeAutospacing="0" w:afterAutospacing="0" w:line="0" w:lineRule="atLeast"/>
+        <w:jc w:val="left"/>
         <w:textAlignment w:val="auto"/>
         <w:rPr>
           <w:rFonts w:hint="default" w:ascii="Arial" w:hAnsi="Arial" w:eastAsia="楷体" w:cs="Arial"/>
@@ -4942,8 +5044,6 @@
         </w:rPr>
         <w:t>}</w:t>
       </w:r>
-      <w:bookmarkStart w:id="0" w:name="_GoBack"/>
-      <w:bookmarkEnd w:id="0"/>
     </w:p>
     <w:p>
       <w:pPr>
@@ -4965,6 +5065,7 @@
         <w:snapToGrid/>
         <w:spacing w:before="0" w:beforeAutospacing="0" w:after="0" w:afterAutospacing="0" w:line="0" w:lineRule="atLeast"/>
         <w:ind w:left="0" w:right="0" w:firstLine="0"/>
+        <w:jc w:val="left"/>
         <w:textAlignment w:val="auto"/>
         <w:rPr>
           <w:rFonts w:hint="default" w:ascii="Arial" w:hAnsi="Arial" w:eastAsia="楷体" w:cs="Arial"/>
@@ -5016,6 +5117,7 @@
         <w:adjustRightInd/>
         <w:snapToGrid/>
         <w:spacing w:line="0" w:lineRule="atLeast"/>
+        <w:jc w:val="left"/>
         <w:textAlignment w:val="auto"/>
         <w:rPr>
           <w:rFonts w:hint="default" w:ascii="Arial" w:hAnsi="Arial" w:eastAsia="楷体" w:cs="Arial"/>
@@ -5051,6 +5153,7 @@
         <w:adjustRightInd/>
         <w:snapToGrid/>
         <w:spacing w:line="0" w:lineRule="atLeast"/>
+        <w:jc w:val="left"/>
         <w:textAlignment w:val="auto"/>
         <w:rPr>
           <w:rFonts w:hint="default" w:ascii="Arial" w:hAnsi="Arial" w:eastAsia="楷体" w:cs="Arial"/>
@@ -5086,6 +5189,7 @@
         <w:adjustRightInd/>
         <w:snapToGrid/>
         <w:spacing w:line="0" w:lineRule="atLeast"/>
+        <w:jc w:val="left"/>
         <w:textAlignment w:val="auto"/>
         <w:rPr>
           <w:rFonts w:hint="default" w:ascii="Arial" w:hAnsi="Arial" w:eastAsia="楷体" w:cs="Arial"/>
@@ -5121,6 +5225,7 @@
         <w:adjustRightInd/>
         <w:snapToGrid/>
         <w:spacing w:line="0" w:lineRule="atLeast"/>
+        <w:jc w:val="left"/>
         <w:textAlignment w:val="auto"/>
         <w:rPr>
           <w:rFonts w:hint="default" w:ascii="Arial" w:hAnsi="Arial" w:eastAsia="楷体" w:cs="Arial"/>
@@ -5156,6 +5261,7 @@
         <w:adjustRightInd/>
         <w:snapToGrid/>
         <w:spacing w:line="0" w:lineRule="atLeast"/>
+        <w:jc w:val="left"/>
         <w:textAlignment w:val="auto"/>
         <w:rPr>
           <w:rFonts w:hint="default" w:ascii="Arial" w:hAnsi="Arial" w:eastAsia="楷体" w:cs="Arial"/>
@@ -5191,6 +5297,7 @@
         <w:adjustRightInd/>
         <w:snapToGrid/>
         <w:spacing w:line="0" w:lineRule="atLeast"/>
+        <w:jc w:val="left"/>
         <w:textAlignment w:val="auto"/>
         <w:rPr>
           <w:rFonts w:hint="default" w:ascii="Arial" w:hAnsi="Arial" w:eastAsia="楷体" w:cs="Arial"/>
@@ -5226,6 +5333,7 @@
         <w:adjustRightInd/>
         <w:snapToGrid/>
         <w:spacing w:line="0" w:lineRule="atLeast"/>
+        <w:jc w:val="left"/>
         <w:textAlignment w:val="auto"/>
         <w:rPr>
           <w:rFonts w:hint="default" w:ascii="Arial" w:hAnsi="Arial" w:eastAsia="楷体" w:cs="Arial"/>
@@ -5251,6 +5359,7 @@
         <w:adjustRightInd/>
         <w:snapToGrid/>
         <w:spacing w:line="0" w:lineRule="atLeast"/>
+        <w:jc w:val="left"/>
         <w:textAlignment w:val="auto"/>
         <w:rPr>
           <w:rFonts w:hint="eastAsia" w:ascii="Arial" w:hAnsi="Arial" w:eastAsia="楷体" w:cs="Arial"/>
@@ -5334,6 +5443,7 @@
         <w:adjustRightInd/>
         <w:snapToGrid/>
         <w:spacing w:line="0" w:lineRule="atLeast"/>
+        <w:jc w:val="left"/>
         <w:textAlignment w:val="auto"/>
         <w:rPr>
           <w:rFonts w:hint="eastAsia" w:ascii="Arial" w:hAnsi="Arial" w:eastAsia="楷体" w:cs="Arial"/>
@@ -5359,6 +5469,7 @@
         <w:adjustRightInd/>
         <w:snapToGrid/>
         <w:spacing w:line="0" w:lineRule="atLeast"/>
+        <w:jc w:val="left"/>
         <w:textAlignment w:val="auto"/>
         <w:rPr>
           <w:rFonts w:hint="eastAsia" w:ascii="Arial" w:hAnsi="Arial" w:eastAsia="楷体" w:cs="Arial"/>
@@ -5410,6 +5521,7 @@
         <w:adjustRightInd/>
         <w:snapToGrid/>
         <w:spacing w:line="0" w:lineRule="atLeast"/>
+        <w:jc w:val="left"/>
         <w:textAlignment w:val="auto"/>
         <w:rPr>
           <w:rFonts w:hint="eastAsia" w:ascii="Arial" w:hAnsi="Arial" w:eastAsia="楷体" w:cs="Arial"/>
@@ -5587,6 +5699,7 @@
         <w:adjustRightInd/>
         <w:snapToGrid/>
         <w:spacing w:line="0" w:lineRule="atLeast"/>
+        <w:jc w:val="left"/>
         <w:textAlignment w:val="auto"/>
         <w:rPr>
           <w:rFonts w:hint="eastAsia" w:ascii="Arial" w:hAnsi="Arial" w:eastAsia="楷体" w:cs="Arial"/>
@@ -5620,6 +5733,7 @@
         <w:adjustRightInd/>
         <w:snapToGrid/>
         <w:spacing w:line="0" w:lineRule="atLeast"/>
+        <w:jc w:val="left"/>
         <w:textAlignment w:val="auto"/>
         <w:rPr>
           <w:rFonts w:hint="eastAsia" w:ascii="Arial" w:hAnsi="Arial" w:eastAsia="楷体" w:cs="Arial"/>
@@ -5688,6 +5802,7 @@
         <w:adjustRightInd/>
         <w:snapToGrid/>
         <w:spacing w:line="0" w:lineRule="atLeast"/>
+        <w:jc w:val="left"/>
         <w:textAlignment w:val="auto"/>
         <w:rPr>
           <w:rFonts w:hint="default" w:ascii="Arial" w:hAnsi="Arial" w:eastAsia="楷体" w:cs="Arial"/>
@@ -5775,100 +5890,306 @@
         <w:adjustRightInd/>
         <w:snapToGrid/>
         <w:spacing w:beforeAutospacing="0" w:afterAutospacing="0" w:line="0" w:lineRule="atLeast"/>
-        <w:textAlignment w:val="auto"/>
-        <w:rPr>
-          <w:rFonts w:hint="default" w:ascii="Arial" w:hAnsi="Arial" w:eastAsia="楷体" w:cs="Arial"/>
-          <w:b w:val="0"/>
-          <w:bCs w:val="0"/>
-          <w:i w:val="0"/>
-          <w:iCs w:val="0"/>
-          <w:caps w:val="0"/>
+        <w:jc w:val="left"/>
+        <w:textAlignment w:val="auto"/>
+        <w:rPr>
+          <w:rFonts w:hint="eastAsia" w:ascii="Arial" w:hAnsi="Arial" w:eastAsia="楷体" w:cs="Arial"/>
+          <w:b w:val="0"/>
+          <w:bCs w:val="0"/>
+          <w:color w:val="FF0000"/>
+          <w:lang w:val="en-US" w:eastAsia="zh-CN"/>
+        </w:rPr>
+      </w:pPr>
+      <w:r>
+        <w:rPr>
+          <w:rFonts w:hint="eastAsia" w:ascii="Arial" w:hAnsi="Arial" w:eastAsia="楷体" w:cs="Arial"/>
+          <w:b w:val="0"/>
+          <w:bCs w:val="0"/>
+          <w:color w:val="FF0000"/>
+          <w:lang w:val="en-US" w:eastAsia="zh-CN"/>
+        </w:rPr>
+        <w:t>iot-ca.crt、server.crt、server.key</w:t>
+      </w:r>
+    </w:p>
+    <w:p>
+      <w:pPr>
+        <w:keepNext w:val="0"/>
+        <w:keepLines w:val="0"/>
+        <w:pageBreakBefore w:val="0"/>
+        <w:kinsoku/>
+        <w:wordWrap/>
+        <w:overflowPunct/>
+        <w:topLinePunct w:val="0"/>
+        <w:autoSpaceDE/>
+        <w:autoSpaceDN/>
+        <w:bidi w:val="0"/>
+        <w:adjustRightInd/>
+        <w:snapToGrid/>
+        <w:spacing w:beforeAutospacing="0" w:afterAutospacing="0" w:line="0" w:lineRule="atLeast"/>
+        <w:jc w:val="left"/>
+        <w:textAlignment w:val="auto"/>
+        <w:rPr>
+          <w:rFonts w:hint="eastAsia" w:ascii="Arial" w:hAnsi="Arial" w:eastAsia="楷体" w:cs="Arial"/>
+          <w:b w:val="0"/>
+          <w:bCs w:val="0"/>
+          <w:color w:val="FF0000"/>
+          <w:lang w:val="en-US" w:eastAsia="zh-CN"/>
+        </w:rPr>
+      </w:pPr>
+    </w:p>
+    <w:p>
+      <w:pPr>
+        <w:keepNext w:val="0"/>
+        <w:keepLines w:val="0"/>
+        <w:pageBreakBefore w:val="0"/>
+        <w:widowControl w:val="0"/>
+        <w:kinsoku/>
+        <w:wordWrap/>
+        <w:overflowPunct/>
+        <w:topLinePunct w:val="0"/>
+        <w:autoSpaceDE/>
+        <w:autoSpaceDN/>
+        <w:bidi w:val="0"/>
+        <w:adjustRightInd/>
+        <w:snapToGrid/>
+        <w:spacing w:line="0" w:lineRule="atLeast"/>
+        <w:jc w:val="left"/>
+        <w:textAlignment w:val="auto"/>
+        <w:rPr>
+          <w:rFonts w:hint="eastAsia" w:ascii="Arial" w:hAnsi="Arial" w:eastAsia="楷体" w:cs="Arial"/>
+          <w:b w:val="0"/>
+          <w:bCs w:val="0"/>
+          <w:i w:val="0"/>
+          <w:iCs w:val="0"/>
+          <w:color w:val="FF0000"/>
+          <w:spacing w:val="0"/>
+          <w:kern w:val="2"/>
+          <w:sz w:val="18"/>
+          <w:szCs w:val="18"/>
+          <w:shd w:val="clear" w:fill="FFFFFF"/>
+          <w:lang w:val="en-US" w:eastAsia="zh-CN" w:bidi="ar-SA"/>
+        </w:rPr>
+      </w:pPr>
+      <w:r>
+        <w:rPr>
+          <w:rFonts w:hint="eastAsia" w:ascii="Arial" w:hAnsi="Arial" w:eastAsia="楷体" w:cs="Arial"/>
+          <w:b w:val="0"/>
+          <w:bCs w:val="0"/>
+          <w:i w:val="0"/>
+          <w:iCs w:val="0"/>
           <w:color w:val="0F1115"/>
           <w:spacing w:val="0"/>
-          <w:sz w:val="18"/>
-          <w:szCs w:val="18"/>
-          <w:shd w:val="clear" w:fill="FFFFFF"/>
-          <w:lang w:val="en-US" w:eastAsia="zh-CN"/>
-        </w:rPr>
-      </w:pPr>
+          <w:kern w:val="2"/>
+          <w:sz w:val="18"/>
+          <w:szCs w:val="18"/>
+          <w:shd w:val="clear" w:fill="FFFFFF"/>
+          <w:lang w:val="en-US" w:eastAsia="zh-CN" w:bidi="ar-SA"/>
+        </w:rPr>
+        <w:t>MYSQL数据库</w:t>
+      </w:r>
       <w:r>
         <w:rPr>
           <w:rFonts w:hint="eastAsia" w:ascii="Arial" w:hAnsi="Arial" w:eastAsia="楷体" w:cs="Arial"/>
           <w:b w:val="0"/>
           <w:bCs w:val="0"/>
-          <w:color w:val="FF0000"/>
-          <w:lang w:val="en-US" w:eastAsia="zh-CN"/>
-        </w:rPr>
-        <w:t>iot-ca.crt、server.crt、server.key</w:t>
-      </w:r>
-    </w:p>
-    <w:p>
-      <w:pPr>
-        <w:keepNext w:val="0"/>
-        <w:keepLines w:val="0"/>
-        <w:pageBreakBefore w:val="0"/>
-        <w:kinsoku/>
-        <w:wordWrap/>
-        <w:overflowPunct/>
-        <w:topLinePunct w:val="0"/>
-        <w:autoSpaceDE/>
-        <w:autoSpaceDN/>
-        <w:bidi w:val="0"/>
-        <w:adjustRightInd/>
-        <w:snapToGrid/>
-        <w:spacing w:beforeAutospacing="0" w:afterAutospacing="0" w:line="0" w:lineRule="atLeast"/>
-        <w:textAlignment w:val="auto"/>
-        <w:rPr>
-          <w:rFonts w:hint="default" w:ascii="Arial" w:hAnsi="Arial" w:eastAsia="楷体" w:cs="Arial"/>
-          <w:b w:val="0"/>
-          <w:bCs w:val="0"/>
-          <w:i w:val="0"/>
-          <w:iCs w:val="0"/>
-          <w:caps w:val="0"/>
-          <w:color w:val="FF0000"/>
-          <w:spacing w:val="0"/>
-          <w:sz w:val="18"/>
-          <w:szCs w:val="18"/>
-          <w:shd w:val="clear" w:fill="FFFFFF"/>
-          <w:lang w:val="en-US" w:eastAsia="zh-CN"/>
-        </w:rPr>
-      </w:pPr>
-    </w:p>
-    <w:p>
-      <w:pPr>
-        <w:keepNext w:val="0"/>
-        <w:keepLines w:val="0"/>
-        <w:pageBreakBefore w:val="0"/>
-        <w:widowControl/>
-        <w:numPr>
-          <w:ilvl w:val="0"/>
-          <w:numId w:val="0"/>
-        </w:numPr>
-        <w:suppressLineNumbers w:val="0"/>
-        <w:kinsoku/>
-        <w:wordWrap/>
-        <w:overflowPunct/>
-        <w:topLinePunct w:val="0"/>
-        <w:autoSpaceDE/>
-        <w:autoSpaceDN/>
-        <w:bidi w:val="0"/>
-        <w:adjustRightInd/>
-        <w:snapToGrid/>
-        <w:spacing w:beforeAutospacing="0" w:afterAutospacing="0" w:line="0" w:lineRule="atLeast"/>
-        <w:textAlignment w:val="auto"/>
-        <w:rPr>
-          <w:rFonts w:hint="default" w:ascii="Arial" w:hAnsi="Arial" w:eastAsia="楷体" w:cs="Arial"/>
-          <w:b w:val="0"/>
-          <w:bCs w:val="0"/>
-          <w:i w:val="0"/>
-          <w:iCs w:val="0"/>
-          <w:caps w:val="0"/>
+          <w:i w:val="0"/>
+          <w:iCs w:val="0"/>
+          <w:color w:val="FF0000"/>
+          <w:spacing w:val="0"/>
+          <w:kern w:val="2"/>
+          <w:sz w:val="18"/>
+          <w:szCs w:val="18"/>
+          <w:shd w:val="clear" w:fill="FFFFFF"/>
+          <w:lang w:val="en-US" w:eastAsia="zh-CN" w:bidi="ar-SA"/>
+        </w:rPr>
+        <w:t>在device_mqtt_auth添加</w:t>
+      </w:r>
+    </w:p>
+    <w:p>
+      <w:pPr>
+        <w:keepNext w:val="0"/>
+        <w:keepLines w:val="0"/>
+        <w:pageBreakBefore w:val="0"/>
+        <w:widowControl w:val="0"/>
+        <w:kinsoku/>
+        <w:wordWrap/>
+        <w:overflowPunct/>
+        <w:topLinePunct w:val="0"/>
+        <w:autoSpaceDE/>
+        <w:autoSpaceDN/>
+        <w:bidi w:val="0"/>
+        <w:adjustRightInd/>
+        <w:snapToGrid/>
+        <w:spacing w:line="0" w:lineRule="atLeast"/>
+        <w:jc w:val="left"/>
+        <w:textAlignment w:val="auto"/>
+        <w:rPr>
+          <w:rFonts w:hint="eastAsia" w:ascii="Arial" w:hAnsi="Arial" w:eastAsia="楷体" w:cs="Arial"/>
+          <w:b w:val="0"/>
+          <w:bCs w:val="0"/>
+          <w:i w:val="0"/>
+          <w:iCs w:val="0"/>
+          <w:color w:val="FF0000"/>
+          <w:spacing w:val="0"/>
+          <w:kern w:val="2"/>
+          <w:sz w:val="18"/>
+          <w:szCs w:val="18"/>
+          <w:shd w:val="clear" w:fill="FFFFFF"/>
+          <w:lang w:val="en-US" w:eastAsia="zh-CN" w:bidi="ar-SA"/>
+        </w:rPr>
+      </w:pPr>
+      <w:r>
+        <w:rPr>
+          <w:rFonts w:hint="eastAsia" w:ascii="Arial" w:hAnsi="Arial" w:eastAsia="楷体" w:cs="Arial"/>
+          <w:b w:val="0"/>
+          <w:bCs w:val="0"/>
+          <w:i w:val="0"/>
+          <w:iCs w:val="0"/>
+          <w:color w:val="FF0000"/>
+          <w:spacing w:val="0"/>
+          <w:kern w:val="2"/>
+          <w:sz w:val="18"/>
+          <w:szCs w:val="18"/>
+          <w:shd w:val="clear" w:fill="FFFFFF"/>
+          <w:lang w:val="en-US" w:eastAsia="zh-CN" w:bidi="ar-SA"/>
+        </w:rPr>
+        <w:t xml:space="preserve">用户名：java-backend </w:t>
+      </w:r>
+    </w:p>
+    <w:p>
+      <w:pPr>
+        <w:keepNext w:val="0"/>
+        <w:keepLines w:val="0"/>
+        <w:pageBreakBefore w:val="0"/>
+        <w:widowControl w:val="0"/>
+        <w:kinsoku/>
+        <w:wordWrap/>
+        <w:overflowPunct/>
+        <w:topLinePunct w:val="0"/>
+        <w:autoSpaceDE/>
+        <w:autoSpaceDN/>
+        <w:bidi w:val="0"/>
+        <w:adjustRightInd/>
+        <w:snapToGrid/>
+        <w:spacing w:line="0" w:lineRule="atLeast"/>
+        <w:jc w:val="left"/>
+        <w:textAlignment w:val="auto"/>
+        <w:rPr>
+          <w:rFonts w:hint="eastAsia" w:ascii="Arial" w:hAnsi="Arial" w:eastAsia="楷体" w:cs="Arial"/>
+          <w:b w:val="0"/>
+          <w:bCs w:val="0"/>
+          <w:i w:val="0"/>
+          <w:iCs w:val="0"/>
+          <w:color w:val="FF0000"/>
+          <w:spacing w:val="0"/>
+          <w:kern w:val="2"/>
+          <w:sz w:val="18"/>
+          <w:szCs w:val="18"/>
+          <w:shd w:val="clear" w:fill="FFFFFF"/>
+          <w:lang w:val="en-US" w:eastAsia="zh-CN" w:bidi="ar-SA"/>
+        </w:rPr>
+      </w:pPr>
+      <w:r>
+        <w:rPr>
+          <w:rFonts w:hint="eastAsia" w:ascii="Arial" w:hAnsi="Arial" w:eastAsia="楷体" w:cs="Arial"/>
+          <w:b w:val="0"/>
+          <w:bCs w:val="0"/>
+          <w:i w:val="0"/>
+          <w:iCs w:val="0"/>
+          <w:color w:val="FF0000"/>
+          <w:spacing w:val="0"/>
+          <w:kern w:val="2"/>
+          <w:sz w:val="18"/>
+          <w:szCs w:val="18"/>
+          <w:shd w:val="clear" w:fill="FFFFFF"/>
+          <w:lang w:val="en-US" w:eastAsia="zh-CN" w:bidi="ar-SA"/>
+        </w:rPr>
+        <w:t xml:space="preserve">密码：fae340eae69a2dfad416154a5d47474ce546d2c2ba9bc57fa8c0b833a6886aff </w:t>
+      </w:r>
+    </w:p>
+    <w:p>
+      <w:pPr>
+        <w:keepNext w:val="0"/>
+        <w:keepLines w:val="0"/>
+        <w:pageBreakBefore w:val="0"/>
+        <w:widowControl w:val="0"/>
+        <w:kinsoku/>
+        <w:wordWrap/>
+        <w:overflowPunct/>
+        <w:topLinePunct w:val="0"/>
+        <w:autoSpaceDE/>
+        <w:autoSpaceDN/>
+        <w:bidi w:val="0"/>
+        <w:adjustRightInd/>
+        <w:snapToGrid/>
+        <w:spacing w:line="0" w:lineRule="atLeast"/>
+        <w:jc w:val="left"/>
+        <w:textAlignment w:val="auto"/>
+        <w:rPr>
+          <w:rFonts w:hint="default" w:ascii="Arial" w:hAnsi="Arial" w:eastAsia="楷体" w:cs="Arial"/>
+          <w:b w:val="0"/>
+          <w:bCs w:val="0"/>
+          <w:i w:val="0"/>
+          <w:iCs w:val="0"/>
+          <w:color w:val="FF0000"/>
+          <w:spacing w:val="0"/>
+          <w:kern w:val="2"/>
+          <w:sz w:val="18"/>
+          <w:szCs w:val="18"/>
+          <w:shd w:val="clear" w:fill="FFFFFF"/>
+          <w:lang w:val="en-US" w:eastAsia="zh-CN" w:bidi="ar-SA"/>
+        </w:rPr>
+      </w:pPr>
+      <w:bookmarkStart w:id="0" w:name="_GoBack"/>
+      <w:bookmarkEnd w:id="0"/>
+      <w:r>
+        <w:rPr>
+          <w:rFonts w:hint="eastAsia" w:ascii="Arial" w:hAnsi="Arial" w:eastAsia="楷体" w:cs="Arial"/>
+          <w:b w:val="0"/>
+          <w:bCs w:val="0"/>
+          <w:i w:val="0"/>
+          <w:iCs w:val="0"/>
+          <w:color w:val="FF0000"/>
+          <w:spacing w:val="0"/>
+          <w:kern w:val="2"/>
+          <w:sz w:val="18"/>
+          <w:szCs w:val="18"/>
+          <w:shd w:val="clear" w:fill="FFFFFF"/>
+          <w:lang w:val="en-US" w:eastAsia="zh-CN" w:bidi="ar-SA"/>
+        </w:rPr>
+        <w:t>盐：667f13ac5e1c4dbdddb7f4c288bb0856</w:t>
+      </w:r>
+    </w:p>
+    <w:p>
+      <w:pPr>
+        <w:keepNext w:val="0"/>
+        <w:keepLines w:val="0"/>
+        <w:pageBreakBefore w:val="0"/>
+        <w:kinsoku/>
+        <w:wordWrap/>
+        <w:overflowPunct/>
+        <w:topLinePunct w:val="0"/>
+        <w:autoSpaceDE/>
+        <w:autoSpaceDN/>
+        <w:bidi w:val="0"/>
+        <w:adjustRightInd/>
+        <w:snapToGrid/>
+        <w:spacing w:line="0" w:lineRule="atLeast"/>
+        <w:jc w:val="left"/>
+        <w:textAlignment w:val="auto"/>
+        <w:rPr>
+          <w:rFonts w:hint="default" w:ascii="Arial" w:hAnsi="Arial" w:eastAsia="楷体" w:cs="Arial"/>
+          <w:b w:val="0"/>
+          <w:bCs w:val="0"/>
+          <w:i w:val="0"/>
+          <w:iCs w:val="0"/>
           <w:color w:val="0F1115"/>
           <w:spacing w:val="0"/>
-          <w:sz w:val="18"/>
-          <w:szCs w:val="18"/>
-          <w:shd w:val="clear" w:fill="FFFFFF"/>
-          <w:lang w:val="en-US" w:eastAsia="zh-CN"/>
+          <w:kern w:val="2"/>
+          <w:sz w:val="18"/>
+          <w:szCs w:val="18"/>
+          <w:shd w:val="clear" w:fill="FFFFFF"/>
+          <w:lang w:val="en-US" w:eastAsia="zh-CN" w:bidi="ar-SA"/>
         </w:rPr>
       </w:pPr>
     </w:p>
@@ -5887,6 +6208,40 @@
         <w:adjustRightInd/>
         <w:snapToGrid/>
         <w:spacing w:line="0" w:lineRule="atLeast"/>
+        <w:jc w:val="left"/>
+        <w:textAlignment w:val="auto"/>
+        <w:rPr>
+          <w:rFonts w:hint="default" w:ascii="Arial" w:hAnsi="Arial" w:eastAsia="楷体" w:cs="Arial"/>
+          <w:b w:val="0"/>
+          <w:bCs w:val="0"/>
+          <w:i w:val="0"/>
+          <w:iCs w:val="0"/>
+          <w:color w:val="0F1115"/>
+          <w:spacing w:val="0"/>
+          <w:kern w:val="2"/>
+          <w:sz w:val="18"/>
+          <w:szCs w:val="18"/>
+          <w:shd w:val="clear" w:fill="FFFFFF"/>
+          <w:lang w:val="en-US" w:eastAsia="zh-CN" w:bidi="ar-SA"/>
+        </w:rPr>
+      </w:pPr>
+    </w:p>
+    <w:p>
+      <w:pPr>
+        <w:keepNext w:val="0"/>
+        <w:keepLines w:val="0"/>
+        <w:pageBreakBefore w:val="0"/>
+        <w:kinsoku/>
+        <w:wordWrap/>
+        <w:overflowPunct/>
+        <w:topLinePunct w:val="0"/>
+        <w:autoSpaceDE/>
+        <w:autoSpaceDN/>
+        <w:bidi w:val="0"/>
+        <w:adjustRightInd/>
+        <w:snapToGrid/>
+        <w:spacing w:line="0" w:lineRule="atLeast"/>
+        <w:jc w:val="left"/>
         <w:textAlignment w:val="auto"/>
         <w:rPr>
           <w:rFonts w:hint="default" w:ascii="Arial" w:hAnsi="Arial" w:eastAsia="楷体" w:cs="Arial"/>
@@ -6021,10 +6376,10 @@
     <w:lsdException w:unhideWhenUsed="0" w:uiPriority="0" w:semiHidden="0" w:name="HTML Acronym"/>
     <w:lsdException w:unhideWhenUsed="0" w:uiPriority="0" w:semiHidden="0" w:name="HTML Address"/>
     <w:lsdException w:unhideWhenUsed="0" w:uiPriority="0" w:semiHidden="0" w:name="HTML Cite"/>
-    <w:lsdException w:unhideWhenUsed="0" w:uiPriority="0" w:semiHidden="0" w:name="HTML Code"/>
+    <w:lsdException w:qFormat="1" w:unhideWhenUsed="0" w:uiPriority="0" w:semiHidden="0" w:name="HTML Code"/>
     <w:lsdException w:unhideWhenUsed="0" w:uiPriority="0" w:semiHidden="0" w:name="HTML Definition"/>
     <w:lsdException w:unhideWhenUsed="0" w:uiPriority="0" w:semiHidden="0" w:name="HTML Keyboard"/>
-    <w:lsdException w:unhideWhenUsed="0" w:uiPriority="0" w:semiHidden="0" w:name="HTML Preformatted"/>
+    <w:lsdException w:qFormat="1" w:unhideWhenUsed="0" w:uiPriority="0" w:semiHidden="0" w:name="HTML Preformatted"/>
     <w:lsdException w:unhideWhenUsed="0" w:uiPriority="0" w:semiHidden="0" w:name="HTML Sample"/>
     <w:lsdException w:unhideWhenUsed="0" w:uiPriority="0" w:semiHidden="0" w:name="HTML Typewriter"/>
     <w:lsdException w:unhideWhenUsed="0" w:uiPriority="0" w:semiHidden="0" w:name="HTML Variable"/>
@@ -6256,6 +6611,7 @@
   <w:style w:type="paragraph" w:styleId="4">
     <w:name w:val="HTML Preformatted"/>
     <w:basedOn w:val="1"/>
+    <w:qFormat/>
     <w:uiPriority w:val="0"/>
     <w:pPr>
       <w:tabs>
@@ -6298,6 +6654,7 @@
   <w:style w:type="character" w:styleId="8">
     <w:name w:val="HTML Code"/>
     <w:basedOn w:val="7"/>
+    <w:qFormat/>
     <w:uiPriority w:val="0"/>
     <w:rPr>
       <w:rFonts w:ascii="Courier New" w:hAnsi="Courier New"/>
